--- a/assets/CV_Okimay.docx
+++ b/assets/CV_Okimay.docx
@@ -7,7 +7,7 @@
         <w:pStyle w:val="Corpsdetexte"/>
         <w:spacing w:before="3"/>
         <w:rPr>
-          <w:rFonts w:ascii="Times New Roman"/>
+          <w:noProof/>
         </w:rPr>
       </w:pPr>
       <w:r>
@@ -17,16 +17,16 @@
         <mc:AlternateContent>
           <mc:Choice Requires="wpg">
             <w:drawing>
-              <wp:anchor distT="0" distB="0" distL="114300" distR="114300" simplePos="0" relativeHeight="487478784" behindDoc="1" locked="0" layoutInCell="1" allowOverlap="1" wp14:anchorId="1C1FE946" wp14:editId="5AFC56FE">
+              <wp:anchor distT="0" distB="0" distL="114300" distR="114300" simplePos="0" relativeHeight="487478784" behindDoc="1" locked="0" layoutInCell="1" allowOverlap="1" wp14:anchorId="1C1FE946" wp14:editId="5B1B4706">
                 <wp:simplePos x="0" y="0"/>
                 <wp:positionH relativeFrom="page">
-                  <wp:posOffset>5130800</wp:posOffset>
+                  <wp:align>right</wp:align>
                 </wp:positionH>
                 <wp:positionV relativeFrom="margin">
-                  <wp:posOffset>-342900</wp:posOffset>
+                  <wp:posOffset>-343561</wp:posOffset>
                 </wp:positionV>
-                <wp:extent cx="2417445" cy="10723418"/>
-                <wp:effectExtent l="0" t="0" r="1905" b="1905"/>
+                <wp:extent cx="2424384" cy="10946373"/>
+                <wp:effectExtent l="0" t="0" r="0" b="7620"/>
                 <wp:wrapNone/>
                 <wp:docPr id="20" name="Group 2"/>
                 <wp:cNvGraphicFramePr>
@@ -41,7 +41,7 @@
                       <wpg:grpSpPr bwMode="auto">
                         <a:xfrm>
                           <a:off x="0" y="0"/>
-                          <a:ext cx="2417445" cy="10723418"/>
+                          <a:ext cx="2424384" cy="10946373"/>
                           <a:chOff x="8093" y="88"/>
                           <a:chExt cx="3807" cy="16800"/>
                         </a:xfrm>
@@ -1714,7 +1714,7 @@
           </mc:Choice>
           <mc:Fallback>
             <w:pict>
-              <v:group w14:anchorId="0D1F1EC2" id="Group 2" o:spid="_x0000_s1026" style="position:absolute;margin-left:404pt;margin-top:-27pt;width:190.35pt;height:844.35pt;z-index:-15837696;mso-position-horizontal-relative:page;mso-position-vertical-relative:margin" coordorigin="8093,88" coordsize="3807,16800" o:gfxdata="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">
+              <v:group w14:anchorId="3D9E5C27" id="Group 2" o:spid="_x0000_s1026" style="position:absolute;margin-left:139.7pt;margin-top:-27.05pt;width:190.9pt;height:861.9pt;z-index:-15837696;mso-position-horizontal:right;mso-position-horizontal-relative:page;mso-position-vertical-relative:margin" coordorigin="8093,88" coordsize="3807,16800" o:gfxdata="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">
                 <v:shape id="Freeform 30" o:spid="_x0000_s1027" style="position:absolute;left:8093;top:88;width:3807;height:16800;visibility:visible;mso-wrap-style:square;v-text-anchor:top" coordsize="3807,16800" o:gfxdata="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" path="m3807,l24,,12,,,,,16799r12,l24,16799r3783,l3807,xe" fillcolor="#003c73" stroked="f">
                   <v:path arrowok="t" o:connecttype="custom" o:connectlocs="3807,0;24,0;12,0;0,0;0,16799;12,16799;24,16799;3807,16799;3807,0" o:connectangles="0,0,0,0,0,0,0,0,0"/>
                 </v:shape>
@@ -1839,8 +1839,7 @@
     <w:p>
       <w:pPr>
         <w:pStyle w:val="Corpsdetexte"/>
-        <w:spacing w:before="2" w:line="319" w:lineRule="auto"/>
-        <w:ind w:left="108" w:right="25"/>
+        <w:spacing w:before="7" w:after="1"/>
         <w:jc w:val="both"/>
         <w:rPr>
           <w:color w:val="363C49"/>
@@ -1850,57 +1849,46 @@
         <w:rPr>
           <w:color w:val="363C49"/>
         </w:rPr>
-        <w:t>Les langues étrangères (anglais, coréen, japonais, drehu et espagnol) et tous les domaines en règle générale, m'intéressent ainsi que les voyages. Sérieuse et investie en classe, mes résultats scolaires sont à mon image. Sociable, je suis à l'aise à l'oral comme à l'écrit.</w:t>
-      </w:r>
-    </w:p>
-    <w:p>
-      <w:pPr>
-        <w:pStyle w:val="Corpsdetexte"/>
-        <w:spacing w:before="2" w:line="319" w:lineRule="auto"/>
-        <w:ind w:left="108" w:right="25"/>
-        <w:jc w:val="both"/>
-      </w:pPr>
-      <w:r>
-        <w:rPr>
-          <w:color w:val="363C49"/>
-        </w:rPr>
-        <w:t xml:space="preserve">Je suis actuellement 2 dispositifs, "Je le peux Parce que je le Veux" (JPPJV) et "Les cordées de la réussite" qui me permettent de me familiariser avec des parcours d'excellence tels que Sciences Po ou </w:t>
-      </w:r>
-      <w:r>
-        <w:rPr>
-          <w:color w:val="363C49"/>
-        </w:rPr>
-        <w:t>l’</w:t>
-      </w:r>
-      <w:r>
-        <w:rPr>
-          <w:color w:val="363C49"/>
-        </w:rPr>
-        <w:t>I</w:t>
-      </w:r>
-      <w:r>
-        <w:rPr>
-          <w:color w:val="363C49"/>
-        </w:rPr>
-        <w:t>nstitut National des Langues et des Civilisations Orientales</w:t>
-      </w:r>
-      <w:r>
-        <w:rPr>
-          <w:color w:val="363C49"/>
-        </w:rPr>
-        <w:t xml:space="preserve"> (INALCO)</w:t>
-      </w:r>
-      <w:r>
-        <w:rPr>
-          <w:color w:val="363C49"/>
-        </w:rPr>
-        <w:t>.</w:t>
+        <w:t>Étudiante sérieuse et enthousiaste de 17 ans, titulaire du Baccalauréat (Mention Bien), je suis à la recherche d'un job d'été dans tout secteur d'activité. Mon parcours en section Européenne ainsi que ma participation à des programmes d'excellence (Cordées de la réussite, JPPJV) témoignent de ma maturité, de ma rigueur et de mon adaptabilité.</w:t>
       </w:r>
     </w:p>
     <w:p>
       <w:pPr>
         <w:pStyle w:val="Corpsdetexte"/>
         <w:spacing w:before="7" w:after="1"/>
+        <w:jc w:val="both"/>
+        <w:rPr>
+          <w:color w:val="363C49"/>
+        </w:rPr>
+      </w:pPr>
+      <w:r>
+        <w:rPr>
+          <w:color w:val="363C49"/>
+        </w:rPr>
+        <w:t>Je maîtrise l'anglais et l'espagnol, et dispose de notions en japonais et coréen. Dotée d'une excellente aisance relationnelle à l'oral comme à l'écrit, je souhaite mettre mes compétences linguistiques, mon sens du service et mon énergie au profit de votre structure pour la période des grandes vacances scolaires.</w:t>
+      </w:r>
+    </w:p>
+    <w:p>
+      <w:pPr>
+        <w:pStyle w:val="Corpsdetexte"/>
+        <w:spacing w:before="7" w:after="1"/>
+        <w:jc w:val="both"/>
+        <w:rPr>
+          <w:color w:val="363C49"/>
+        </w:rPr>
+      </w:pPr>
+      <w:r>
+        <w:rPr>
+          <w:color w:val="363C49"/>
+        </w:rPr>
+        <w:t>Permis de conduire en cours d'obtention, je suis pleinement autonome dans mes déplacements.</w:t>
+      </w:r>
+    </w:p>
+    <w:p>
+      <w:pPr>
+        <w:pStyle w:val="Corpsdetexte"/>
+        <w:spacing w:before="7" w:after="1"/>
+        <w:jc w:val="both"/>
         <w:rPr>
           <w:sz w:val="9"/>
         </w:rPr>
@@ -1923,9 +1911,9 @@
         <mc:AlternateContent>
           <mc:Choice Requires="wpg">
             <w:drawing>
-              <wp:inline distT="0" distB="0" distL="0" distR="0" wp14:anchorId="0F44D8AE" wp14:editId="04CEF681">
+              <wp:inline distT="0" distB="0" distL="0" distR="0" wp14:anchorId="0F44D8AE" wp14:editId="300F560E">
                 <wp:extent cx="4781550" cy="7620"/>
-                <wp:effectExtent l="1905" t="0" r="0" b="1905"/>
+                <wp:effectExtent l="0" t="0" r="0" b="0"/>
                 <wp:docPr id="18" name="Group 46"/>
                 <wp:cNvGraphicFramePr>
                   <a:graphicFrameLocks xmlns:a="http://schemas.openxmlformats.org/drawingml/2006/main"/>
@@ -1988,7 +1976,7 @@
           </mc:Choice>
           <mc:Fallback>
             <w:pict>
-              <v:group w14:anchorId="4BC84C4C" id="Group 46" o:spid="_x0000_s1026" style="width:376.5pt;height:.6pt;mso-position-horizontal-relative:char;mso-position-vertical-relative:line" coordsize="7530,12" o:gfxdata="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">
+              <v:group w14:anchorId="3ABBC93E" id="Group 46" o:spid="_x0000_s1026" style="width:376.5pt;height:.6pt;mso-position-horizontal-relative:char;mso-position-vertical-relative:line" coordsize="7530,12" o:gfxdata="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">
                 <v:rect id="Rectangle 47" o:spid="_x0000_s1027" style="position:absolute;width:7530;height:12;visibility:visible;mso-wrap-style:square;v-text-anchor:top" o:gfxdata="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" fillcolor="#dedede" stroked="f"/>
                 <w10:anchorlock/>
               </v:group>
@@ -2023,6 +2011,12 @@
           <w:b w:val="0"/>
         </w:rPr>
         <w:br w:type="column"/>
+      </w:r>
+      <w:r>
+        <w:rPr>
+          <w:b w:val="0"/>
+        </w:rPr>
+        <w:t xml:space="preserve"> </w:t>
       </w:r>
       <w:proofErr w:type="gramStart"/>
       <w:r>
@@ -2070,16 +2064,16 @@
           <w:noProof/>
         </w:rPr>
         <w:drawing>
-          <wp:anchor distT="0" distB="0" distL="114300" distR="114300" simplePos="0" relativeHeight="487479808" behindDoc="0" locked="0" layoutInCell="1" allowOverlap="1" wp14:anchorId="10E9A532" wp14:editId="09D0AABC">
+          <wp:anchor distT="0" distB="0" distL="114300" distR="114300" simplePos="0" relativeHeight="487479808" behindDoc="0" locked="0" layoutInCell="1" allowOverlap="1" wp14:anchorId="10E9A532" wp14:editId="23883948">
             <wp:simplePos x="0" y="0"/>
             <wp:positionH relativeFrom="margin">
-              <wp:posOffset>5403025</wp:posOffset>
+              <wp:posOffset>5438582</wp:posOffset>
             </wp:positionH>
             <wp:positionV relativeFrom="paragraph">
-              <wp:posOffset>320040</wp:posOffset>
+              <wp:posOffset>131341</wp:posOffset>
             </wp:positionV>
-            <wp:extent cx="1585032" cy="2332899"/>
-            <wp:effectExtent l="152400" t="152400" r="358140" b="353695"/>
+            <wp:extent cx="1514354" cy="2228873"/>
+            <wp:effectExtent l="152400" t="152400" r="353060" b="361950"/>
             <wp:wrapNone/>
             <wp:docPr id="53" name="Image 53"/>
             <wp:cNvGraphicFramePr>
@@ -2110,7 +2104,7 @@
                   <pic:spPr bwMode="auto">
                     <a:xfrm>
                       <a:off x="0" y="0"/>
-                      <a:ext cx="1585032" cy="2332899"/>
+                      <a:ext cx="1514354" cy="2228873"/>
                     </a:xfrm>
                     <a:prstGeom prst="rect">
                       <a:avLst/>
@@ -2144,67 +2138,6 @@
           <w:sz w:val="26"/>
         </w:rPr>
         <w:t xml:space="preserve"> </w:t>
-      </w:r>
-      <w:r>
-        <w:rPr>
-          <w:color w:val="FFFFFF"/>
-          <w:sz w:val="26"/>
-        </w:rPr>
-        <w:t>1</w:t>
-      </w:r>
-      <w:proofErr w:type="gramStart"/>
-      <w:r>
-        <w:rPr>
-          <w:color w:val="FFFFFF"/>
-          <w:sz w:val="26"/>
-          <w:vertAlign w:val="superscript"/>
-        </w:rPr>
-        <w:t>ère</w:t>
-      </w:r>
-      <w:r>
-        <w:rPr>
-          <w:color w:val="FFFFFF"/>
-          <w:sz w:val="26"/>
-        </w:rPr>
-        <w:t xml:space="preserve"> </w:t>
-      </w:r>
-      <w:r>
-        <w:rPr>
-          <w:color w:val="FFFFFF"/>
-          <w:spacing w:val="15"/>
-          <w:sz w:val="26"/>
-        </w:rPr>
-        <w:t xml:space="preserve"> </w:t>
-      </w:r>
-      <w:r>
-        <w:rPr>
-          <w:color w:val="FFFFFF"/>
-          <w:sz w:val="26"/>
-        </w:rPr>
-        <w:t>section</w:t>
-      </w:r>
-      <w:proofErr w:type="gramEnd"/>
-      <w:r>
-        <w:rPr>
-          <w:color w:val="FFFFFF"/>
-          <w:spacing w:val="15"/>
-          <w:sz w:val="26"/>
-        </w:rPr>
-        <w:t xml:space="preserve"> </w:t>
-      </w:r>
-      <w:r>
-        <w:rPr>
-          <w:color w:val="FFFFFF"/>
-          <w:sz w:val="26"/>
-        </w:rPr>
-        <w:t>Européen</w:t>
-      </w:r>
-      <w:r>
-        <w:rPr>
-          <w:color w:val="FFFFFF"/>
-          <w:sz w:val="26"/>
-        </w:rPr>
-        <w:t>ne</w:t>
       </w:r>
     </w:p>
     <w:p>
@@ -2807,167 +2740,33 @@
     </w:p>
     <w:p>
       <w:pPr>
-        <w:pStyle w:val="Corpsdetexte"/>
-        <w:spacing w:before="2"/>
-        <w:rPr>
-          <w:rFonts w:ascii="Arial"/>
-          <w:b/>
-          <w:sz w:val="24"/>
-        </w:rPr>
-      </w:pPr>
-    </w:p>
-    <w:p>
-      <w:pPr>
-        <w:pStyle w:val="Corpsdetexte"/>
-        <w:ind w:left="108"/>
-        <w:rPr>
-          <w:color w:val="363C49"/>
-        </w:rPr>
-      </w:pPr>
-    </w:p>
-    <w:p>
-      <w:pPr>
-        <w:pStyle w:val="Corpsdetexte"/>
-        <w:ind w:left="108"/>
-      </w:pPr>
-      <w:r>
-        <w:rPr>
-          <w:color w:val="363C49"/>
-        </w:rPr>
-        <w:t>09/2022</w:t>
-      </w:r>
-    </w:p>
-    <w:p>
-      <w:pPr>
-        <w:pStyle w:val="Corpsdetexte"/>
-        <w:spacing w:before="69"/>
-        <w:ind w:left="108"/>
-      </w:pPr>
-      <w:r>
-        <w:rPr>
-          <w:color w:val="363C49"/>
-        </w:rPr>
-        <w:t>- 06/2023</w:t>
-      </w:r>
-    </w:p>
-    <w:p>
-      <w:pPr>
-        <w:pStyle w:val="Corpsdetexte"/>
-        <w:rPr>
-          <w:sz w:val="20"/>
-        </w:rPr>
-      </w:pPr>
-    </w:p>
-    <w:p>
-      <w:pPr>
-        <w:pStyle w:val="Corpsdetexte"/>
-        <w:spacing w:before="5"/>
-        <w:rPr>
-          <w:sz w:val="19"/>
-        </w:rPr>
-      </w:pPr>
-    </w:p>
-    <w:p>
-      <w:pPr>
-        <w:pStyle w:val="Corpsdetexte"/>
-        <w:ind w:left="108"/>
-        <w:rPr>
-          <w:color w:val="363C49"/>
-        </w:rPr>
-      </w:pPr>
-    </w:p>
-    <w:p>
-      <w:pPr>
-        <w:pStyle w:val="Corpsdetexte"/>
-        <w:ind w:left="108"/>
-      </w:pPr>
-      <w:r>
-        <w:rPr>
-          <w:color w:val="363C49"/>
-        </w:rPr>
-        <w:t>09/2023</w:t>
-      </w:r>
-    </w:p>
-    <w:p>
-      <w:pPr>
-        <w:pStyle w:val="Corpsdetexte"/>
-        <w:spacing w:before="69"/>
-        <w:ind w:left="108"/>
-        <w:rPr>
-          <w:color w:val="363C49"/>
-        </w:rPr>
-      </w:pPr>
-      <w:r>
-        <w:rPr>
-          <w:color w:val="363C49"/>
-        </w:rPr>
-        <w:t xml:space="preserve">- </w:t>
-      </w:r>
-      <w:r>
-        <w:rPr>
-          <w:color w:val="363C49"/>
-        </w:rPr>
-        <w:t>06/2024</w:t>
-      </w:r>
-    </w:p>
-    <w:p>
-      <w:pPr>
-        <w:pStyle w:val="Corpsdetexte"/>
-        <w:spacing w:before="69"/>
-        <w:ind w:left="108"/>
-        <w:rPr>
-          <w:color w:val="363C49"/>
-        </w:rPr>
-      </w:pPr>
-    </w:p>
-    <w:p>
-      <w:pPr>
-        <w:pStyle w:val="Corpsdetexte"/>
-        <w:spacing w:before="69"/>
-        <w:ind w:left="108"/>
-        <w:rPr>
-          <w:color w:val="363C49"/>
-        </w:rPr>
-      </w:pPr>
-    </w:p>
-    <w:p>
-      <w:pPr>
-        <w:pStyle w:val="Corpsdetexte"/>
-        <w:spacing w:before="69"/>
-        <w:ind w:left="108"/>
-        <w:rPr>
-          <w:color w:val="363C49"/>
-        </w:rPr>
-      </w:pPr>
-      <w:r>
-        <w:rPr>
-          <w:color w:val="363C49"/>
-        </w:rPr>
-        <w:t>09/2024</w:t>
-      </w:r>
-    </w:p>
-    <w:p>
-      <w:pPr>
-        <w:pStyle w:val="Corpsdetexte"/>
-        <w:spacing w:before="69"/>
-      </w:pPr>
-      <w:r>
-        <w:rPr>
-          <w:color w:val="363C49"/>
-        </w:rPr>
-        <w:t>-</w:t>
-      </w:r>
-      <w:r>
-        <w:rPr>
-          <w:color w:val="363C49"/>
-        </w:rPr>
-        <w:t xml:space="preserve"> </w:t>
-      </w:r>
-      <w:r>
-        <w:rPr>
-          <w:color w:val="363C49"/>
-        </w:rPr>
-        <w:t>06/2025</w:t>
+        <w:pStyle w:val="Titre2"/>
+        <w:spacing w:before="142"/>
+        <w:ind w:left="0" w:firstLine="108"/>
+        <w:jc w:val="both"/>
+        <w:rPr>
+          <w:b w:val="0"/>
+          <w:bCs w:val="0"/>
+        </w:rPr>
+      </w:pPr>
+    </w:p>
+    <w:p>
+      <w:pPr>
+        <w:pStyle w:val="Titre2"/>
+        <w:spacing w:before="142"/>
+        <w:ind w:left="0" w:firstLine="108"/>
+        <w:jc w:val="both"/>
+        <w:rPr>
+          <w:b w:val="0"/>
+          <w:bCs w:val="0"/>
+        </w:rPr>
+      </w:pPr>
+      <w:r>
+        <w:rPr>
+          <w:b w:val="0"/>
+          <w:bCs w:val="0"/>
+        </w:rPr>
+        <w:t xml:space="preserve">09/2023 </w:t>
       </w:r>
     </w:p>
     <w:p>
@@ -2976,10 +2775,79 @@
         <w:spacing w:before="142"/>
         <w:jc w:val="both"/>
         <w:rPr>
+          <w:b w:val="0"/>
+        </w:rPr>
+      </w:pPr>
+      <w:r>
+        <w:rPr>
+          <w:b w:val="0"/>
+        </w:rPr>
+        <w:t>- 06/2026</w:t>
+      </w:r>
+    </w:p>
+    <w:p>
+      <w:pPr>
+        <w:pStyle w:val="Titre2"/>
+        <w:spacing w:before="142"/>
+        <w:ind w:left="0"/>
+        <w:jc w:val="both"/>
+        <w:rPr>
+          <w:b w:val="0"/>
+        </w:rPr>
+      </w:pPr>
+    </w:p>
+    <w:p>
+      <w:pPr>
+        <w:pStyle w:val="Titre2"/>
+        <w:spacing w:before="142"/>
+        <w:jc w:val="both"/>
+      </w:pPr>
+    </w:p>
+    <w:p>
+      <w:pPr>
+        <w:pStyle w:val="Titre2"/>
+        <w:spacing w:before="142"/>
+        <w:jc w:val="both"/>
+        <w:rPr>
+          <w:b w:val="0"/>
+          <w:bCs w:val="0"/>
+        </w:rPr>
+      </w:pPr>
+    </w:p>
+    <w:p>
+      <w:pPr>
+        <w:pStyle w:val="Titre2"/>
+        <w:spacing w:before="142"/>
+        <w:jc w:val="both"/>
+        <w:rPr>
+          <w:b w:val="0"/>
+          <w:bCs w:val="0"/>
+        </w:rPr>
+      </w:pPr>
+      <w:r>
+        <w:rPr>
+          <w:b w:val="0"/>
+          <w:bCs w:val="0"/>
+        </w:rPr>
+        <w:t xml:space="preserve"> 09/2022 </w:t>
+      </w:r>
+    </w:p>
+    <w:p>
+      <w:pPr>
+        <w:pStyle w:val="Titre2"/>
+        <w:spacing w:before="142"/>
+        <w:jc w:val="both"/>
+        <w:rPr>
           <w:color w:val="363C49"/>
           <w:w w:val="105"/>
         </w:rPr>
       </w:pPr>
+      <w:r>
+        <w:rPr>
+          <w:b w:val="0"/>
+        </w:rPr>
+        <w:t xml:space="preserve">- 06/2023  </w:t>
+      </w:r>
       <w:r>
         <w:rPr>
           <w:b w:val="0"/>
@@ -3032,20 +2900,7 @@
           <w:sz w:val="20"/>
           <w:szCs w:val="20"/>
         </w:rPr>
-        <w:t>Cité des Langues Etrangères, du Français et des Francophonies</w:t>
-      </w:r>
-      <w:r>
-        <w:rPr>
-          <w:b w:val="0"/>
-          <w:bCs w:val="0"/>
-          <w:i/>
-          <w:iCs/>
-          <w:color w:val="363C49"/>
-          <w:w w:val="105"/>
-          <w:sz w:val="20"/>
-          <w:szCs w:val="20"/>
-        </w:rPr>
-        <w:t xml:space="preserve"> (CLEFF)</w:t>
+        <w:t>Cité des Langues Etrangères, du Français et des Francophonies (CLEFF)</w:t>
       </w:r>
       <w:r>
         <w:rPr>
@@ -3076,6 +2931,7 @@
     <w:p>
       <w:pPr>
         <w:pStyle w:val="Corpsdetexte"/>
+        <w:ind w:firstLine="108"/>
         <w:jc w:val="both"/>
       </w:pPr>
       <w:r>
@@ -3085,15 +2941,7 @@
         <w:t>l’opportunité d’</w:t>
       </w:r>
       <w:r>
-        <w:t xml:space="preserve">observer et d’assister Mr </w:t>
-      </w:r>
-      <w:proofErr w:type="spellStart"/>
-      <w:r>
-        <w:t>Ertlé</w:t>
-      </w:r>
-      <w:proofErr w:type="spellEnd"/>
-      <w:r>
-        <w:t xml:space="preserve">, </w:t>
+        <w:t xml:space="preserve">observer et d’assister Mr Ertlé, </w:t>
       </w:r>
       <w:r>
         <w:t xml:space="preserve">directeur de la CLEFF : </w:t>
@@ -3574,7 +3422,7 @@
       <w:pPr>
         <w:pStyle w:val="Titre2"/>
         <w:spacing w:before="97"/>
-        <w:ind w:left="0"/>
+        <w:ind w:left="0" w:firstLine="108"/>
       </w:pPr>
       <w:r>
         <w:rPr>
@@ -4606,6 +4454,16 @@
       <w:pPr>
         <w:pStyle w:val="Titre2"/>
         <w:spacing w:before="143"/>
+        <w:rPr>
+          <w:color w:val="363C49"/>
+          <w:w w:val="105"/>
+        </w:rPr>
+      </w:pPr>
+    </w:p>
+    <w:p>
+      <w:pPr>
+        <w:pStyle w:val="Titre2"/>
+        <w:spacing w:before="143"/>
       </w:pPr>
       <w:r>
         <w:rPr>
@@ -4899,68 +4757,16 @@
     </w:p>
     <w:p>
       <w:pPr>
-        <w:pStyle w:val="Titre2"/>
-        <w:spacing w:before="156"/>
-        <w:rPr>
-          <w:color w:val="363C49"/>
-        </w:rPr>
-      </w:pPr>
-    </w:p>
-    <w:p>
-      <w:pPr>
-        <w:pStyle w:val="Titre2"/>
-        <w:spacing w:before="156"/>
-      </w:pPr>
-      <w:r>
-        <w:rPr>
-          <w:color w:val="363C49"/>
-        </w:rPr>
-        <w:t>Diplôme</w:t>
-      </w:r>
-      <w:r>
-        <w:rPr>
-          <w:color w:val="363C49"/>
-          <w:spacing w:val="25"/>
-        </w:rPr>
-        <w:t xml:space="preserve"> </w:t>
-      </w:r>
-      <w:r>
-        <w:rPr>
-          <w:color w:val="363C49"/>
-        </w:rPr>
-        <w:t>national</w:t>
-      </w:r>
-      <w:r>
-        <w:rPr>
-          <w:color w:val="363C49"/>
-          <w:spacing w:val="26"/>
-        </w:rPr>
-        <w:t xml:space="preserve"> </w:t>
-      </w:r>
-      <w:r>
-        <w:rPr>
-          <w:color w:val="363C49"/>
-        </w:rPr>
-        <w:t>du</w:t>
-      </w:r>
-      <w:r>
-        <w:rPr>
-          <w:color w:val="363C49"/>
-          <w:spacing w:val="25"/>
-        </w:rPr>
-        <w:t xml:space="preserve"> </w:t>
-      </w:r>
-      <w:r>
-        <w:rPr>
-          <w:color w:val="363C49"/>
-        </w:rPr>
-        <w:t>brevet</w:t>
-      </w:r>
-    </w:p>
-    <w:p>
-      <w:pPr>
-        <w:spacing w:before="152"/>
-        <w:ind w:left="108"/>
+        <w:rPr>
+          <w:rFonts w:ascii="Arial" w:hAnsi="Arial"/>
+          <w:i/>
+          <w:iCs/>
+          <w:sz w:val="20"/>
+        </w:rPr>
+      </w:pPr>
+    </w:p>
+    <w:p>
+      <w:pPr>
         <w:rPr>
           <w:rFonts w:ascii="Arial" w:hAnsi="Arial"/>
           <w:i/>
@@ -4971,17 +4777,25 @@
         <w:rPr>
           <w:rFonts w:ascii="Arial" w:hAnsi="Arial"/>
           <w:i/>
-          <w:color w:val="363C49"/>
+          <w:iCs/>
           <w:sz w:val="20"/>
         </w:rPr>
-        <w:t>Collège</w:t>
+        <w:t xml:space="preserve">  </w:t>
+      </w:r>
+      <w:r>
+        <w:rPr>
+          <w:rFonts w:ascii="Arial" w:hAnsi="Arial"/>
+          <w:b/>
+          <w:bCs/>
+          <w:sz w:val="20"/>
+        </w:rPr>
+        <w:t>Baccalauréat général</w:t>
       </w:r>
       <w:r>
         <w:rPr>
           <w:rFonts w:ascii="Arial" w:hAnsi="Arial"/>
           <w:i/>
-          <w:color w:val="363C49"/>
-          <w:spacing w:val="18"/>
+          <w:iCs/>
           <w:sz w:val="20"/>
         </w:rPr>
         <w:t xml:space="preserve"> </w:t>
@@ -4990,301 +4804,69 @@
         <w:rPr>
           <w:rFonts w:ascii="Arial" w:hAnsi="Arial"/>
           <w:i/>
-          <w:color w:val="363C49"/>
+          <w:iCs/>
           <w:sz w:val="20"/>
         </w:rPr>
-        <w:t>Grand</w:t>
-      </w:r>
-      <w:r>
+        <w:t>-</w:t>
+      </w:r>
+      <w:r>
+        <w:rPr>
+          <w:rFonts w:ascii="Arial" w:hAnsi="Arial"/>
+          <w:b/>
+          <w:bCs/>
+          <w:i/>
+          <w:sz w:val="20"/>
+        </w:rPr>
+        <w:t xml:space="preserve"> </w:t>
+      </w:r>
+      <w:r>
+        <w:rPr>
+          <w:b/>
+          <w:bCs/>
+          <w:i/>
+          <w:iCs/>
+          <w:sz w:val="20"/>
+          <w:szCs w:val="20"/>
+        </w:rPr>
+        <w:t>Mention Bien</w:t>
+      </w:r>
+      <w:r>
+        <w:rPr>
+          <w:b/>
+          <w:bCs/>
+          <w:i/>
+          <w:iCs/>
+        </w:rPr>
+        <w:t xml:space="preserve"> </w:t>
+      </w:r>
+    </w:p>
+    <w:p>
+      <w:pPr>
+        <w:pStyle w:val="Retraitcorpsdetexte2"/>
+      </w:pPr>
+      <w:r>
+        <w:t xml:space="preserve">Section européenne - Anglais (DNL - Histoire-géographie) </w:t>
+      </w:r>
+    </w:p>
+    <w:p>
+      <w:pPr>
+        <w:spacing w:before="152"/>
+        <w:ind w:left="108"/>
         <w:rPr>
           <w:rFonts w:ascii="Arial" w:hAnsi="Arial"/>
           <w:i/>
-          <w:color w:val="363C49"/>
-          <w:spacing w:val="19"/>
+          <w:iCs/>
           <w:sz w:val="20"/>
         </w:rPr>
-        <w:t xml:space="preserve"> </w:t>
-      </w:r>
+      </w:pPr>
       <w:r>
         <w:rPr>
           <w:rFonts w:ascii="Arial" w:hAnsi="Arial"/>
           <w:i/>
-          <w:color w:val="363C49"/>
+          <w:iCs/>
           <w:sz w:val="20"/>
         </w:rPr>
-        <w:t>Parc,</w:t>
-      </w:r>
-      <w:r>
-        <w:rPr>
-          <w:rFonts w:ascii="Arial" w:hAnsi="Arial"/>
-          <w:i/>
-          <w:color w:val="363C49"/>
-          <w:spacing w:val="18"/>
-          <w:sz w:val="20"/>
-        </w:rPr>
-        <w:t xml:space="preserve"> </w:t>
-      </w:r>
-      <w:r>
-        <w:rPr>
-          <w:rFonts w:ascii="Arial" w:hAnsi="Arial"/>
-          <w:i/>
-          <w:color w:val="363C49"/>
-          <w:sz w:val="20"/>
-        </w:rPr>
-        <w:t>Bordeaux</w:t>
-      </w:r>
-    </w:p>
-    <w:p>
-      <w:pPr>
-        <w:pStyle w:val="Corpsdetexte"/>
-        <w:spacing w:before="2"/>
-        <w:rPr>
-          <w:rFonts w:ascii="Arial"/>
-          <w:i/>
-          <w:sz w:val="27"/>
-        </w:rPr>
-      </w:pPr>
-    </w:p>
-    <w:p>
-      <w:pPr>
-        <w:pStyle w:val="Titre2"/>
-        <w:rPr>
-          <w:color w:val="363C49"/>
-        </w:rPr>
-      </w:pPr>
-    </w:p>
-    <w:p>
-      <w:pPr>
-        <w:pStyle w:val="Titre2"/>
-      </w:pPr>
-      <w:r>
-        <w:rPr>
-          <w:color w:val="363C49"/>
-        </w:rPr>
-        <w:t>2nde</w:t>
-      </w:r>
-      <w:r>
-        <w:rPr>
-          <w:color w:val="363C49"/>
-          <w:spacing w:val="22"/>
-        </w:rPr>
-        <w:t xml:space="preserve"> </w:t>
-      </w:r>
-      <w:r>
-        <w:rPr>
-          <w:color w:val="363C49"/>
-        </w:rPr>
-        <w:t>section</w:t>
-      </w:r>
-      <w:r>
-        <w:rPr>
-          <w:color w:val="363C49"/>
-          <w:spacing w:val="22"/>
-        </w:rPr>
-        <w:t xml:space="preserve"> </w:t>
-      </w:r>
-      <w:r>
-        <w:rPr>
-          <w:color w:val="363C49"/>
-        </w:rPr>
-        <w:t>européenne,</w:t>
-      </w:r>
-      <w:r>
-        <w:rPr>
-          <w:color w:val="363C49"/>
-          <w:spacing w:val="22"/>
-        </w:rPr>
-        <w:t xml:space="preserve"> </w:t>
-      </w:r>
-      <w:r>
-        <w:rPr>
-          <w:color w:val="363C49"/>
-        </w:rPr>
-        <w:t>JPPJV</w:t>
-      </w:r>
-    </w:p>
-    <w:p>
-      <w:pPr>
-        <w:spacing w:before="152"/>
-        <w:ind w:left="108"/>
-        <w:rPr>
-          <w:rFonts w:ascii="Arial" w:hAnsi="Arial"/>
-          <w:i/>
-          <w:color w:val="363C49"/>
-          <w:sz w:val="20"/>
-        </w:rPr>
-      </w:pPr>
-      <w:r>
-        <w:rPr>
-          <w:rFonts w:ascii="Arial" w:hAnsi="Arial"/>
-          <w:i/>
-          <w:color w:val="363C49"/>
-          <w:sz w:val="20"/>
-        </w:rPr>
-        <w:t>Lycée</w:t>
-      </w:r>
-      <w:r>
-        <w:rPr>
-          <w:rFonts w:ascii="Arial" w:hAnsi="Arial"/>
-          <w:i/>
-          <w:color w:val="363C49"/>
-          <w:spacing w:val="15"/>
-          <w:sz w:val="20"/>
-        </w:rPr>
-        <w:t xml:space="preserve"> </w:t>
-      </w:r>
-      <w:r>
-        <w:rPr>
-          <w:rFonts w:ascii="Arial" w:hAnsi="Arial"/>
-          <w:i/>
-          <w:color w:val="363C49"/>
-          <w:sz w:val="20"/>
-        </w:rPr>
-        <w:t>Condorcet,</w:t>
-      </w:r>
-      <w:r>
-        <w:rPr>
-          <w:rFonts w:ascii="Arial" w:hAnsi="Arial"/>
-          <w:i/>
-          <w:color w:val="363C49"/>
-          <w:spacing w:val="15"/>
-          <w:sz w:val="20"/>
-        </w:rPr>
-        <w:t xml:space="preserve"> </w:t>
-      </w:r>
-      <w:r>
-        <w:rPr>
-          <w:rFonts w:ascii="Arial" w:hAnsi="Arial"/>
-          <w:i/>
-          <w:color w:val="363C49"/>
-          <w:sz w:val="20"/>
-        </w:rPr>
-        <w:t>Bordeaux</w:t>
-      </w:r>
-    </w:p>
-    <w:p>
-      <w:pPr>
-        <w:pStyle w:val="Titre2"/>
-        <w:rPr>
-          <w:color w:val="363C49"/>
-        </w:rPr>
-      </w:pPr>
-    </w:p>
-    <w:p>
-      <w:pPr>
-        <w:pStyle w:val="Titre2"/>
-        <w:rPr>
-          <w:color w:val="363C49"/>
-        </w:rPr>
-      </w:pPr>
-    </w:p>
-    <w:p>
-      <w:pPr>
-        <w:pStyle w:val="Titre2"/>
-      </w:pPr>
-      <w:r>
-        <w:rPr>
-          <w:color w:val="363C49"/>
-        </w:rPr>
-        <w:t>1ère</w:t>
-      </w:r>
-      <w:r>
-        <w:rPr>
-          <w:color w:val="363C49"/>
-          <w:spacing w:val="22"/>
-        </w:rPr>
-        <w:t xml:space="preserve"> </w:t>
-      </w:r>
-      <w:r>
-        <w:rPr>
-          <w:color w:val="363C49"/>
-        </w:rPr>
-        <w:t>section</w:t>
-      </w:r>
-      <w:r>
-        <w:rPr>
-          <w:color w:val="363C49"/>
-          <w:spacing w:val="22"/>
-        </w:rPr>
-        <w:t xml:space="preserve"> </w:t>
-      </w:r>
-      <w:r>
-        <w:rPr>
-          <w:color w:val="363C49"/>
-        </w:rPr>
-        <w:t>européenne,</w:t>
-      </w:r>
-      <w:r>
-        <w:rPr>
-          <w:color w:val="363C49"/>
-          <w:spacing w:val="22"/>
-        </w:rPr>
-        <w:t xml:space="preserve"> </w:t>
-      </w:r>
-      <w:r>
-        <w:rPr>
-          <w:color w:val="363C49"/>
-        </w:rPr>
-        <w:t>JPPJV &amp; Cordée de la réussite</w:t>
-      </w:r>
-    </w:p>
-    <w:p>
-      <w:pPr>
-        <w:spacing w:before="152"/>
-        <w:ind w:left="108"/>
-        <w:rPr>
-          <w:rFonts w:ascii="Arial" w:hAnsi="Arial"/>
-          <w:i/>
-          <w:color w:val="363C49"/>
-          <w:sz w:val="20"/>
-        </w:rPr>
-      </w:pPr>
-      <w:r>
-        <w:rPr>
-          <w:rFonts w:ascii="Arial" w:hAnsi="Arial"/>
-          <w:i/>
-          <w:color w:val="363C49"/>
-          <w:sz w:val="20"/>
-        </w:rPr>
-        <w:t>Lycée</w:t>
-      </w:r>
-      <w:r>
-        <w:rPr>
-          <w:rFonts w:ascii="Arial" w:hAnsi="Arial"/>
-          <w:i/>
-          <w:color w:val="363C49"/>
-          <w:spacing w:val="15"/>
-          <w:sz w:val="20"/>
-        </w:rPr>
-        <w:t xml:space="preserve"> </w:t>
-      </w:r>
-      <w:r>
-        <w:rPr>
-          <w:rFonts w:ascii="Arial" w:hAnsi="Arial"/>
-          <w:i/>
-          <w:color w:val="363C49"/>
-          <w:sz w:val="20"/>
-        </w:rPr>
-        <w:t>Condorcet,</w:t>
-      </w:r>
-      <w:r>
-        <w:rPr>
-          <w:rFonts w:ascii="Arial" w:hAnsi="Arial"/>
-          <w:i/>
-          <w:color w:val="363C49"/>
-          <w:spacing w:val="15"/>
-          <w:sz w:val="20"/>
-        </w:rPr>
-        <w:t xml:space="preserve"> </w:t>
-      </w:r>
-      <w:r>
-        <w:rPr>
-          <w:rFonts w:ascii="Arial" w:hAnsi="Arial"/>
-          <w:i/>
-          <w:color w:val="363C49"/>
-          <w:sz w:val="20"/>
-        </w:rPr>
-        <w:t>Bordeaux</w:t>
+        <w:t>Lycée Condorcet, Bordeaux</w:t>
       </w:r>
     </w:p>
     <w:p>
@@ -5300,6 +4882,75 @@
     </w:p>
     <w:p>
       <w:pPr>
+        <w:spacing w:before="152"/>
+        <w:ind w:left="108"/>
+        <w:rPr>
+          <w:rFonts w:ascii="Arial" w:hAnsi="Arial"/>
+          <w:i/>
+          <w:sz w:val="20"/>
+        </w:rPr>
+      </w:pPr>
+      <w:r>
+        <w:rPr>
+          <w:rFonts w:ascii="Arial" w:hAnsi="Arial"/>
+          <w:i/>
+          <w:sz w:val="20"/>
+        </w:rPr>
+        <w:t xml:space="preserve"> </w:t>
+      </w:r>
+    </w:p>
+    <w:p>
+      <w:pPr>
+        <w:spacing w:before="152"/>
+        <w:ind w:left="108"/>
+        <w:rPr>
+          <w:rFonts w:ascii="Arial" w:hAnsi="Arial"/>
+          <w:i/>
+          <w:sz w:val="20"/>
+        </w:rPr>
+      </w:pPr>
+      <w:r>
+        <w:rPr>
+          <w:rFonts w:ascii="Arial" w:hAnsi="Arial"/>
+          <w:b/>
+          <w:bCs/>
+          <w:i/>
+          <w:sz w:val="20"/>
+        </w:rPr>
+        <w:t xml:space="preserve">Diplôme national du brevet </w:t>
+      </w:r>
+      <w:r>
+        <w:rPr>
+          <w:rFonts w:ascii="Arial" w:hAnsi="Arial"/>
+          <w:b/>
+          <w:bCs/>
+          <w:i/>
+          <w:sz w:val="20"/>
+        </w:rPr>
+        <w:t xml:space="preserve">- </w:t>
+      </w:r>
+      <w:r>
+        <w:rPr>
+          <w:rFonts w:ascii="Arial" w:hAnsi="Arial"/>
+          <w:b/>
+          <w:bCs/>
+          <w:i/>
+          <w:iCs/>
+          <w:sz w:val="20"/>
+        </w:rPr>
+        <w:t xml:space="preserve">Mention Très bien </w:t>
+      </w:r>
+    </w:p>
+    <w:p>
+      <w:pPr>
+        <w:pStyle w:val="Retraitcorpsdetexte3"/>
+      </w:pPr>
+      <w:r>
+        <w:t>Collège Grand Parc, Bordeaux</w:t>
+      </w:r>
+    </w:p>
+    <w:p>
+      <w:pPr>
         <w:pStyle w:val="Corpsdetexte"/>
         <w:rPr>
           <w:rFonts w:ascii="Arial"/>
@@ -5343,29 +4994,19 @@
     </w:p>
     <w:p>
       <w:pPr>
-        <w:pStyle w:val="Corpsdetexte"/>
-        <w:rPr>
-          <w:rFonts w:ascii="Arial"/>
-          <w:i/>
-          <w:sz w:val="30"/>
-        </w:rPr>
-      </w:pPr>
-    </w:p>
-    <w:p>
-      <w:pPr>
-        <w:pStyle w:val="Corpsdetexte"/>
-        <w:rPr>
-          <w:rFonts w:ascii="Arial"/>
-          <w:i/>
-          <w:sz w:val="30"/>
-        </w:rPr>
-      </w:pPr>
-    </w:p>
-    <w:p>
-      <w:pPr>
         <w:pStyle w:val="Titre1"/>
         <w:spacing w:before="251"/>
         <w:ind w:left="0"/>
+        <w:rPr>
+          <w:color w:val="FFFFFF"/>
+        </w:rPr>
+      </w:pPr>
+    </w:p>
+    <w:p>
+      <w:pPr>
+        <w:pStyle w:val="Titre1"/>
+        <w:spacing w:before="251"/>
+        <w:ind w:left="0"/>
       </w:pPr>
       <w:r>
         <w:rPr>
@@ -5384,31 +5025,28 @@
           <w:sz w:val="25"/>
         </w:rPr>
       </w:pPr>
+    </w:p>
+    <w:p>
+      <w:pPr>
+        <w:pStyle w:val="Titre4"/>
+      </w:pPr>
       <w:r>
         <w:rPr>
           <w:noProof/>
         </w:rPr>
         <w:drawing>
-          <wp:anchor distT="0" distB="0" distL="114300" distR="114300" simplePos="0" relativeHeight="487483904" behindDoc="0" locked="0" layoutInCell="1" allowOverlap="1" wp14:anchorId="019DDFBE" wp14:editId="51214AC1">
+          <wp:anchor distT="0" distB="0" distL="114300" distR="114300" simplePos="0" relativeHeight="487491072" behindDoc="0" locked="0" layoutInCell="1" allowOverlap="1" wp14:anchorId="2FD738D9" wp14:editId="00C74C3D">
             <wp:simplePos x="0" y="0"/>
             <wp:positionH relativeFrom="column">
-              <wp:posOffset>1494155</wp:posOffset>
+              <wp:posOffset>1497603</wp:posOffset>
             </wp:positionH>
             <wp:positionV relativeFrom="paragraph">
-              <wp:posOffset>155575</wp:posOffset>
+              <wp:posOffset>90435</wp:posOffset>
             </wp:positionV>
-            <wp:extent cx="678815" cy="680720"/>
-            <wp:effectExtent l="0" t="0" r="6985" b="5080"/>
-            <wp:wrapThrough wrapText="bothSides">
-              <wp:wrapPolygon edited="0">
-                <wp:start x="0" y="0"/>
-                <wp:lineTo x="0" y="21157"/>
-                <wp:lineTo x="21216" y="21157"/>
-                <wp:lineTo x="21216" y="0"/>
-                <wp:lineTo x="0" y="0"/>
-              </wp:wrapPolygon>
-            </wp:wrapThrough>
-            <wp:docPr id="289852537" name="Image 1" descr="Une image contenant motif, carré, Rectangle, art&#10;&#10;Le contenu généré par l’IA peut être incorrect."/>
+            <wp:extent cx="665480" cy="665480"/>
+            <wp:effectExtent l="0" t="0" r="1270" b="1270"/>
+            <wp:wrapNone/>
+            <wp:docPr id="1936098553" name="Image 17"/>
             <wp:cNvGraphicFramePr>
               <a:graphicFrameLocks xmlns:a="http://schemas.openxmlformats.org/drawingml/2006/main" noChangeAspect="1"/>
             </wp:cNvGraphicFramePr>
@@ -5416,8 +5054,10 @@
               <a:graphicData uri="http://schemas.openxmlformats.org/drawingml/2006/picture">
                 <pic:pic xmlns:pic="http://schemas.openxmlformats.org/drawingml/2006/picture">
                   <pic:nvPicPr>
-                    <pic:cNvPr id="289852537" name="Image 1" descr="Une image contenant motif, carré, Rectangle, art&#10;&#10;Le contenu généré par l’IA peut être incorrect."/>
-                    <pic:cNvPicPr/>
+                    <pic:cNvPr id="0" name="Picture 11"/>
+                    <pic:cNvPicPr>
+                      <a:picLocks noChangeAspect="1" noChangeArrowheads="1"/>
+                    </pic:cNvPicPr>
                   </pic:nvPicPr>
                   <pic:blipFill>
                     <a:blip r:embed="rId16" cstate="print">
@@ -5427,30 +5067,36 @@
                         </a:ext>
                       </a:extLst>
                     </a:blip>
+                    <a:srcRect/>
                     <a:stretch>
                       <a:fillRect/>
                     </a:stretch>
                   </pic:blipFill>
-                  <pic:spPr>
+                  <pic:spPr bwMode="auto">
                     <a:xfrm>
                       <a:off x="0" y="0"/>
-                      <a:ext cx="678815" cy="680720"/>
+                      <a:ext cx="665480" cy="665480"/>
                     </a:xfrm>
                     <a:prstGeom prst="rect">
                       <a:avLst/>
                     </a:prstGeom>
+                    <a:noFill/>
+                    <a:ln>
+                      <a:noFill/>
+                    </a:ln>
                   </pic:spPr>
                 </pic:pic>
               </a:graphicData>
             </a:graphic>
+            <wp14:sizeRelH relativeFrom="margin">
+              <wp14:pctWidth>0</wp14:pctWidth>
+            </wp14:sizeRelH>
+            <wp14:sizeRelV relativeFrom="margin">
+              <wp14:pctHeight>0</wp14:pctHeight>
+            </wp14:sizeRelV>
           </wp:anchor>
         </w:drawing>
       </w:r>
-    </w:p>
-    <w:p>
-      <w:pPr>
-        <w:pStyle w:val="Titre4"/>
-      </w:pPr>
       <w:proofErr w:type="gramStart"/>
       <w:r>
         <w:rPr>
@@ -5495,18 +5141,34 @@
       </w:pPr>
       <w:r>
         <w:rPr>
+          <w:color w:val="FFFFFF"/>
+        </w:rPr>
+        <w:t>Téléphone</w:t>
+      </w:r>
+    </w:p>
+    <w:p>
+      <w:pPr>
+        <w:pStyle w:val="Corpsdetexte"/>
+        <w:spacing w:before="69"/>
+        <w:ind w:left="108"/>
+        <w:rPr>
+          <w:color w:val="FFFFFF"/>
+        </w:rPr>
+      </w:pPr>
+      <w:r>
+        <w:rPr>
           <w:noProof/>
         </w:rPr>
         <mc:AlternateContent>
           <mc:Choice Requires="wps">
             <w:drawing>
-              <wp:anchor distT="0" distB="0" distL="114300" distR="114300" simplePos="0" relativeHeight="487490048" behindDoc="0" locked="0" layoutInCell="1" allowOverlap="1" wp14:anchorId="18BF44D5" wp14:editId="3CF8D0E5">
+              <wp:anchor distT="0" distB="0" distL="114300" distR="114300" simplePos="0" relativeHeight="487490048" behindDoc="0" locked="0" layoutInCell="1" allowOverlap="1" wp14:anchorId="18BF44D5" wp14:editId="2B2E0596">
                 <wp:simplePos x="0" y="0"/>
                 <wp:positionH relativeFrom="column">
-                  <wp:posOffset>997585</wp:posOffset>
+                  <wp:posOffset>974436</wp:posOffset>
                 </wp:positionH>
                 <wp:positionV relativeFrom="paragraph">
-                  <wp:posOffset>72390</wp:posOffset>
+                  <wp:posOffset>50904</wp:posOffset>
                 </wp:positionV>
                 <wp:extent cx="1599565" cy="1041400"/>
                 <wp:effectExtent l="0" t="0" r="0" b="6350"/>
@@ -5676,8 +5338,7 @@
                 <v:stroke joinstyle="miter"/>
                 <v:path gradientshapeok="t" o:connecttype="rect"/>
               </v:shapetype>
-              <v:shape id="Zone de texte 1" o:spid="_x0000_s1026" type="#_x0000_t202" style="position:absolute;left:0;text-align:left;margin-left:78.55pt;margin-top:5.7pt;width:125.95pt;height:82pt;z-index:487490048;visibility:visible;mso-wrap-style:square;mso-width-percent:0;mso-height-percent:0;mso-wrap-distance-left:9pt;mso-wrap-distance-top:0;mso-wrap-distance-right:9pt;mso-wrap-distance-bottom:0;mso-position-horizontal:absolute;mso-position-horizontal-relative:text;mso-position-vertical:absolute;mso-position-vertical-relative:text;mso-width-percent:0;mso-height-percent:0;mso-width-relative:margin;mso-height-relative:margin;v-text-anchor:top" o:gfxdata="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" filled="f" stroked="f">
-                <v:fill o:detectmouseclick="t"/>
+              <v:shape id="Zone de texte 1" o:spid="_x0000_s1026" type="#_x0000_t202" style="position:absolute;left:0;text-align:left;margin-left:76.75pt;margin-top:4pt;width:125.95pt;height:82pt;z-index:487490048;visibility:visible;mso-wrap-style:square;mso-width-percent:0;mso-height-percent:0;mso-wrap-distance-left:9pt;mso-wrap-distance-top:0;mso-wrap-distance-right:9pt;mso-wrap-distance-bottom:0;mso-position-horizontal:absolute;mso-position-horizontal-relative:text;mso-position-vertical:absolute;mso-position-vertical-relative:text;mso-width-percent:0;mso-height-percent:0;mso-width-relative:margin;mso-height-relative:margin;v-text-anchor:top" o:gfxdata="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" filled="f" stroked="f">
                 <v:textbox>
                   <w:txbxContent>
                     <w:p>
@@ -5805,22 +5466,6 @@
           </mc:Fallback>
         </mc:AlternateContent>
       </w:r>
-      <w:r>
-        <w:rPr>
-          <w:color w:val="FFFFFF"/>
-        </w:rPr>
-        <w:t>Téléphone</w:t>
-      </w:r>
-    </w:p>
-    <w:p>
-      <w:pPr>
-        <w:pStyle w:val="Corpsdetexte"/>
-        <w:spacing w:before="69"/>
-        <w:ind w:left="108"/>
-        <w:rPr>
-          <w:color w:val="FFFFFF"/>
-        </w:rPr>
-      </w:pPr>
       <w:r>
         <w:rPr>
           <w:color w:val="FFFFFF"/>
@@ -8001,6 +7646,107 @@
       <w:lang w:val="fr-FR"/>
     </w:rPr>
   </w:style>
+  <w:style w:type="paragraph" w:styleId="Retraitcorpsdetexte">
+    <w:name w:val="Body Text Indent"/>
+    <w:basedOn w:val="Normal"/>
+    <w:link w:val="RetraitcorpsdetexteCar"/>
+    <w:uiPriority w:val="99"/>
+    <w:unhideWhenUsed/>
+    <w:rsid w:val="00581D8C"/>
+    <w:pPr>
+      <w:spacing w:before="152"/>
+      <w:ind w:left="108"/>
+    </w:pPr>
+    <w:rPr>
+      <w:rFonts w:ascii="Arial" w:hAnsi="Arial"/>
+      <w:b/>
+      <w:bCs/>
+      <w:i/>
+      <w:iCs/>
+      <w:sz w:val="20"/>
+    </w:rPr>
+  </w:style>
+  <w:style w:type="character" w:customStyle="1" w:styleId="RetraitcorpsdetexteCar">
+    <w:name w:val="Retrait corps de texte Car"/>
+    <w:basedOn w:val="Policepardfaut"/>
+    <w:link w:val="Retraitcorpsdetexte"/>
+    <w:uiPriority w:val="99"/>
+    <w:rsid w:val="00581D8C"/>
+    <w:rPr>
+      <w:rFonts w:ascii="Arial" w:eastAsia="Arial MT" w:hAnsi="Arial" w:cs="Arial MT"/>
+      <w:b/>
+      <w:bCs/>
+      <w:i/>
+      <w:iCs/>
+      <w:sz w:val="20"/>
+      <w:lang w:val="fr-FR"/>
+    </w:rPr>
+  </w:style>
+  <w:style w:type="paragraph" w:styleId="Retraitcorpsdetexte2">
+    <w:name w:val="Body Text Indent 2"/>
+    <w:basedOn w:val="Normal"/>
+    <w:link w:val="Retraitcorpsdetexte2Car"/>
+    <w:uiPriority w:val="99"/>
+    <w:unhideWhenUsed/>
+    <w:rsid w:val="00581D8C"/>
+    <w:pPr>
+      <w:ind w:left="108"/>
+    </w:pPr>
+    <w:rPr>
+      <w:rFonts w:ascii="Arial" w:hAnsi="Arial"/>
+      <w:b/>
+      <w:bCs/>
+      <w:iCs/>
+      <w:sz w:val="20"/>
+    </w:rPr>
+  </w:style>
+  <w:style w:type="character" w:customStyle="1" w:styleId="Retraitcorpsdetexte2Car">
+    <w:name w:val="Retrait corps de texte 2 Car"/>
+    <w:basedOn w:val="Policepardfaut"/>
+    <w:link w:val="Retraitcorpsdetexte2"/>
+    <w:uiPriority w:val="99"/>
+    <w:rsid w:val="00581D8C"/>
+    <w:rPr>
+      <w:rFonts w:ascii="Arial" w:eastAsia="Arial MT" w:hAnsi="Arial" w:cs="Arial MT"/>
+      <w:b/>
+      <w:bCs/>
+      <w:iCs/>
+      <w:sz w:val="20"/>
+      <w:lang w:val="fr-FR"/>
+    </w:rPr>
+  </w:style>
+  <w:style w:type="paragraph" w:styleId="Retraitcorpsdetexte3">
+    <w:name w:val="Body Text Indent 3"/>
+    <w:basedOn w:val="Normal"/>
+    <w:link w:val="Retraitcorpsdetexte3Car"/>
+    <w:uiPriority w:val="99"/>
+    <w:unhideWhenUsed/>
+    <w:rsid w:val="00383D2D"/>
+    <w:pPr>
+      <w:spacing w:before="152"/>
+      <w:ind w:left="108"/>
+    </w:pPr>
+    <w:rPr>
+      <w:rFonts w:ascii="Arial" w:hAnsi="Arial"/>
+      <w:i/>
+      <w:iCs/>
+      <w:sz w:val="20"/>
+    </w:rPr>
+  </w:style>
+  <w:style w:type="character" w:customStyle="1" w:styleId="Retraitcorpsdetexte3Car">
+    <w:name w:val="Retrait corps de texte 3 Car"/>
+    <w:basedOn w:val="Policepardfaut"/>
+    <w:link w:val="Retraitcorpsdetexte3"/>
+    <w:uiPriority w:val="99"/>
+    <w:rsid w:val="00383D2D"/>
+    <w:rPr>
+      <w:rFonts w:ascii="Arial" w:eastAsia="Arial MT" w:hAnsi="Arial" w:cs="Arial MT"/>
+      <w:i/>
+      <w:iCs/>
+      <w:sz w:val="20"/>
+      <w:lang w:val="fr-FR"/>
+    </w:rPr>
+  </w:style>
 </w:styles>
 </file>
 

--- a/assets/CV_Okimay.docx
+++ b/assets/CV_Okimay.docx
@@ -7,7 +7,7 @@
         <w:pStyle w:val="Corpsdetexte"/>
         <w:spacing w:before="3"/>
         <w:rPr>
-          <w:noProof/>
+          <w:rFonts w:ascii="Times New Roman"/>
         </w:rPr>
       </w:pPr>
       <w:r>
@@ -17,16 +17,16 @@
         <mc:AlternateContent>
           <mc:Choice Requires="wpg">
             <w:drawing>
-              <wp:anchor distT="0" distB="0" distL="114300" distR="114300" simplePos="0" relativeHeight="487478784" behindDoc="1" locked="0" layoutInCell="1" allowOverlap="1" wp14:anchorId="1C1FE946" wp14:editId="5B1B4706">
+              <wp:anchor distT="0" distB="0" distL="114300" distR="114300" simplePos="0" relativeHeight="487478784" behindDoc="1" locked="0" layoutInCell="1" allowOverlap="1" wp14:anchorId="1C1FE946" wp14:editId="04945276">
                 <wp:simplePos x="0" y="0"/>
                 <wp:positionH relativeFrom="page">
                   <wp:align>right</wp:align>
                 </wp:positionH>
                 <wp:positionV relativeFrom="margin">
-                  <wp:posOffset>-343561</wp:posOffset>
+                  <wp:posOffset>-371837</wp:posOffset>
                 </wp:positionV>
-                <wp:extent cx="2424384" cy="10946373"/>
-                <wp:effectExtent l="0" t="0" r="0" b="7620"/>
+                <wp:extent cx="2417445" cy="10433674"/>
+                <wp:effectExtent l="0" t="0" r="1905" b="6350"/>
                 <wp:wrapNone/>
                 <wp:docPr id="20" name="Group 2"/>
                 <wp:cNvGraphicFramePr>
@@ -41,9 +41,9 @@
                       <wpg:grpSpPr bwMode="auto">
                         <a:xfrm>
                           <a:off x="0" y="0"/>
-                          <a:ext cx="2424384" cy="10946373"/>
+                          <a:ext cx="2417445" cy="10433674"/>
                           <a:chOff x="8093" y="88"/>
-                          <a:chExt cx="3807" cy="16800"/>
+                          <a:chExt cx="3807" cy="16132"/>
                         </a:xfrm>
                       </wpg:grpSpPr>
                       <wps:wsp>
@@ -54,7 +54,7 @@
                         <wps:spPr bwMode="auto">
                           <a:xfrm>
                             <a:off x="8093" y="88"/>
-                            <a:ext cx="3807" cy="16800"/>
+                            <a:ext cx="3807" cy="16132"/>
                           </a:xfrm>
                           <a:custGeom>
                             <a:avLst/>
@@ -170,6 +170,11 @@
                             </a:ext>
                           </a:extLst>
                         </wps:spPr>
+                        <wps:txbx>
+                          <w:txbxContent>
+                            <w:p/>
+                          </w:txbxContent>
+                        </wps:txbx>
                         <wps:bodyPr rot="0" vert="horz" wrap="square" lIns="91440" tIns="45720" rIns="91440" bIns="45720" anchor="t" anchorCtr="0" upright="1">
                           <a:noAutofit/>
                         </wps:bodyPr>
@@ -1714,9 +1719,16 @@
           </mc:Choice>
           <mc:Fallback>
             <w:pict>
-              <v:group w14:anchorId="3D9E5C27" id="Group 2" o:spid="_x0000_s1026" style="position:absolute;margin-left:139.7pt;margin-top:-27.05pt;width:190.9pt;height:861.9pt;z-index:-15837696;mso-position-horizontal:right;mso-position-horizontal-relative:page;mso-position-vertical-relative:margin" coordorigin="8093,88" coordsize="3807,16800" o:gfxdata="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">
-                <v:shape id="Freeform 30" o:spid="_x0000_s1027" style="position:absolute;left:8093;top:88;width:3807;height:16800;visibility:visible;mso-wrap-style:square;v-text-anchor:top" coordsize="3807,16800" o:gfxdata="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" path="m3807,l24,,12,,,,,16799r12,l24,16799r3783,l3807,xe" fillcolor="#003c73" stroked="f">
-                  <v:path arrowok="t" o:connecttype="custom" o:connectlocs="3807,0;24,0;12,0;0,0;0,16799;12,16799;24,16799;3807,16799;3807,0" o:connectangles="0,0,0,0,0,0,0,0,0"/>
+              <v:group w14:anchorId="1C1FE946" id="Group 2" o:spid="_x0000_s1026" style="position:absolute;margin-left:139.15pt;margin-top:-29.3pt;width:190.35pt;height:821.55pt;z-index:-15837696;mso-position-horizontal:right;mso-position-horizontal-relative:page;mso-position-vertical-relative:margin" coordorigin="8093,88" coordsize="3807,16132" o:gfxdata="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">
+                <v:shape id="Freeform 30" o:spid="_x0000_s1027" style="position:absolute;left:8093;top:88;width:3807;height:16132;visibility:visible;mso-wrap-style:square;v-text-anchor:top" coordsize="3807,16800" o:spt="100" o:gfxdata="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" adj="-11796480,,5400" path="m3807,l24,,12,,,,,16799r12,l24,16799r3783,l3807,xe" fillcolor="#003c73" stroked="f">
+                  <v:stroke joinstyle="round"/>
+                  <v:formulas/>
+                  <v:path arrowok="t" o:connecttype="custom" o:connectlocs="3807,0;24,0;12,0;0,0;0,16131;12,16131;24,16131;3807,16131;3807,0" o:connectangles="0,0,0,0,0,0,0,0,0" textboxrect="0,0,3807,16800"/>
+                  <v:textbox>
+                    <w:txbxContent>
+                      <w:p/>
+                    </w:txbxContent>
+                  </v:textbox>
                 </v:shape>
                 <v:shape id="AutoShape 29" o:spid="_x0000_s1028" style="position:absolute;left:8105;top:5568;width:3795;height:8514;visibility:visible;mso-wrap-style:square;v-text-anchor:top" coordsize="3795,8514" o:gfxdata="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" path="m3795,7997l,7997r,517l3795,8514r,-517xm3795,2197l,2197r,517l3795,2714r,-517xm3795,l,,,516r3795,l3795,xe" fillcolor="black" stroked="f">
                   <v:fill opacity="13107f"/>
@@ -1847,9 +1859,61 @@
       </w:pPr>
       <w:r>
         <w:rPr>
-          <w:color w:val="363C49"/>
-        </w:rPr>
-        <w:t>Étudiante sérieuse et enthousiaste de 17 ans, titulaire du Baccalauréat (Mention Bien), je suis à la recherche d'un job d'été dans tout secteur d'activité. Mon parcours en section Européenne ainsi que ma participation à des programmes d'excellence (Cordées de la réussite, JPPJV) témoignent de ma maturité, de ma rigueur et de mon adaptabilité.</w:t>
+          <w:b/>
+          <w:bCs/>
+          <w:color w:val="363C49"/>
+        </w:rPr>
+        <w:t>Étudiante sérieuse</w:t>
+      </w:r>
+      <w:r>
+        <w:rPr>
+          <w:b/>
+          <w:bCs/>
+          <w:color w:val="363C49"/>
+        </w:rPr>
+        <w:t xml:space="preserve"> et </w:t>
+      </w:r>
+      <w:r>
+        <w:rPr>
+          <w:b/>
+          <w:bCs/>
+          <w:color w:val="363C49"/>
+        </w:rPr>
+        <w:t>enthousiaste de 17 ans</w:t>
+      </w:r>
+      <w:r>
+        <w:rPr>
+          <w:color w:val="363C49"/>
+        </w:rPr>
+        <w:t>, titulaire du Baccalauréat (Mention Bien), je suis à la recherche d'un job d'été dans tout secteur d'activité. Mon parcours en section Européenne ainsi que ma participation à des programmes d'excellence (</w:t>
+      </w:r>
+      <w:r>
+        <w:rPr>
+          <w:b/>
+          <w:bCs/>
+          <w:color w:val="363C49"/>
+        </w:rPr>
+        <w:t>Cordées de la réussite</w:t>
+      </w:r>
+      <w:r>
+        <w:rPr>
+          <w:color w:val="363C49"/>
+        </w:rPr>
+        <w:t xml:space="preserve">, </w:t>
+      </w:r>
+      <w:r>
+        <w:rPr>
+          <w:b/>
+          <w:bCs/>
+          <w:color w:val="363C49"/>
+        </w:rPr>
+        <w:t>JPPJV</w:t>
+      </w:r>
+      <w:r>
+        <w:rPr>
+          <w:color w:val="363C49"/>
+        </w:rPr>
+        <w:t>) témoignent de ma maturité, de ma rigueur et de mon adaptabilité.</w:t>
       </w:r>
     </w:p>
     <w:p>
@@ -1865,7 +1929,71 @@
         <w:rPr>
           <w:color w:val="363C49"/>
         </w:rPr>
-        <w:t>Je maîtrise l'anglais et l'espagnol, et dispose de notions en japonais et coréen. Dotée d'une excellente aisance relationnelle à l'oral comme à l'écrit, je souhaite mettre mes compétences linguistiques, mon sens du service et mon énergie au profit de votre structure pour la période des grandes vacances scolaires.</w:t>
+        <w:t>J</w:t>
+      </w:r>
+      <w:r>
+        <w:rPr>
+          <w:color w:val="363C49"/>
+        </w:rPr>
+        <w:t>e maîtrise l'</w:t>
+      </w:r>
+      <w:r>
+        <w:rPr>
+          <w:b/>
+          <w:bCs/>
+          <w:color w:val="363C49"/>
+        </w:rPr>
+        <w:t>anglais</w:t>
+      </w:r>
+      <w:r>
+        <w:rPr>
+          <w:color w:val="363C49"/>
+        </w:rPr>
+        <w:t xml:space="preserve"> et l'</w:t>
+      </w:r>
+      <w:r>
+        <w:rPr>
+          <w:b/>
+          <w:bCs/>
+          <w:color w:val="363C49"/>
+        </w:rPr>
+        <w:t>espagnol</w:t>
+      </w:r>
+      <w:r>
+        <w:rPr>
+          <w:color w:val="363C49"/>
+        </w:rPr>
+        <w:t xml:space="preserve">, et dispose de notions </w:t>
+      </w:r>
+      <w:r>
+        <w:rPr>
+          <w:color w:val="363C49"/>
+        </w:rPr>
+        <w:t>en japonais</w:t>
+      </w:r>
+      <w:r>
+        <w:rPr>
+          <w:color w:val="363C49"/>
+        </w:rPr>
+        <w:t xml:space="preserve"> et coréen</w:t>
+      </w:r>
+      <w:r>
+        <w:rPr>
+          <w:color w:val="363C49"/>
+        </w:rPr>
+        <w:t>.</w:t>
+      </w:r>
+      <w:r>
+        <w:rPr>
+          <w:color w:val="363C49"/>
+        </w:rPr>
+        <w:t xml:space="preserve"> Dotée d'une excellente aisance relationnelle à l'oral comme à l'écrit, je souhaite mettre mes compétences linguistiques, mon sens du service et mon énergie au profit de votre structure pour la période </w:t>
+      </w:r>
+      <w:r>
+        <w:rPr>
+          <w:color w:val="363C49"/>
+        </w:rPr>
+        <w:t xml:space="preserve">des grandes vacances scolaires. </w:t>
       </w:r>
     </w:p>
     <w:p>
@@ -1888,7 +2016,6 @@
       <w:pPr>
         <w:pStyle w:val="Corpsdetexte"/>
         <w:spacing w:before="7" w:after="1"/>
-        <w:jc w:val="both"/>
         <w:rPr>
           <w:sz w:val="9"/>
         </w:rPr>
@@ -1911,9 +2038,9 @@
         <mc:AlternateContent>
           <mc:Choice Requires="wpg">
             <w:drawing>
-              <wp:inline distT="0" distB="0" distL="0" distR="0" wp14:anchorId="0F44D8AE" wp14:editId="300F560E">
+              <wp:inline distT="0" distB="0" distL="0" distR="0" wp14:anchorId="0F44D8AE" wp14:editId="04CEF681">
                 <wp:extent cx="4781550" cy="7620"/>
-                <wp:effectExtent l="0" t="0" r="0" b="0"/>
+                <wp:effectExtent l="1905" t="0" r="0" b="1905"/>
                 <wp:docPr id="18" name="Group 46"/>
                 <wp:cNvGraphicFramePr>
                   <a:graphicFrameLocks xmlns:a="http://schemas.openxmlformats.org/drawingml/2006/main"/>
@@ -1976,7 +2103,7 @@
           </mc:Choice>
           <mc:Fallback>
             <w:pict>
-              <v:group w14:anchorId="3ABBC93E" id="Group 46" o:spid="_x0000_s1026" style="width:376.5pt;height:.6pt;mso-position-horizontal-relative:char;mso-position-vertical-relative:line" coordsize="7530,12" o:gfxdata="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">
+              <v:group w14:anchorId="4BC84C4C" id="Group 46" o:spid="_x0000_s1026" style="width:376.5pt;height:.6pt;mso-position-horizontal-relative:char;mso-position-vertical-relative:line" coordsize="7530,12" o:gfxdata="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">
                 <v:rect id="Rectangle 47" o:spid="_x0000_s1027" style="position:absolute;width:7530;height:12;visibility:visible;mso-wrap-style:square;v-text-anchor:top" o:gfxdata="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" fillcolor="#dedede" stroked="f"/>
                 <w10:anchorlock/>
               </v:group>
@@ -2011,12 +2138,6 @@
           <w:b w:val="0"/>
         </w:rPr>
         <w:br w:type="column"/>
-      </w:r>
-      <w:r>
-        <w:rPr>
-          <w:b w:val="0"/>
-        </w:rPr>
-        <w:t xml:space="preserve"> </w:t>
       </w:r>
       <w:proofErr w:type="gramStart"/>
       <w:r>
@@ -2064,16 +2185,16 @@
           <w:noProof/>
         </w:rPr>
         <w:drawing>
-          <wp:anchor distT="0" distB="0" distL="114300" distR="114300" simplePos="0" relativeHeight="487479808" behindDoc="0" locked="0" layoutInCell="1" allowOverlap="1" wp14:anchorId="10E9A532" wp14:editId="23883948">
+          <wp:anchor distT="0" distB="0" distL="114300" distR="114300" simplePos="0" relativeHeight="487479808" behindDoc="0" locked="0" layoutInCell="1" allowOverlap="1" wp14:anchorId="10E9A532" wp14:editId="23C7E4B9">
             <wp:simplePos x="0" y="0"/>
             <wp:positionH relativeFrom="margin">
-              <wp:posOffset>5438582</wp:posOffset>
+              <wp:posOffset>5403025</wp:posOffset>
             </wp:positionH>
             <wp:positionV relativeFrom="paragraph">
-              <wp:posOffset>131341</wp:posOffset>
+              <wp:posOffset>320040</wp:posOffset>
             </wp:positionV>
-            <wp:extent cx="1514354" cy="2228873"/>
-            <wp:effectExtent l="152400" t="152400" r="353060" b="361950"/>
+            <wp:extent cx="1585032" cy="2332899"/>
+            <wp:effectExtent l="152400" t="152400" r="358140" b="353695"/>
             <wp:wrapNone/>
             <wp:docPr id="53" name="Image 53"/>
             <wp:cNvGraphicFramePr>
@@ -2104,7 +2225,7 @@
                   <pic:spPr bwMode="auto">
                     <a:xfrm>
                       <a:off x="0" y="0"/>
-                      <a:ext cx="1514354" cy="2228873"/>
+                      <a:ext cx="1585032" cy="2332899"/>
                     </a:xfrm>
                     <a:prstGeom prst="rect">
                       <a:avLst/>
@@ -2740,114 +2861,165 @@
     </w:p>
     <w:p>
       <w:pPr>
+        <w:pStyle w:val="Corpsdetexte"/>
+        <w:spacing w:before="2"/>
+        <w:rPr>
+          <w:rFonts w:ascii="Arial"/>
+          <w:b/>
+          <w:sz w:val="24"/>
+        </w:rPr>
+      </w:pPr>
+    </w:p>
+    <w:p>
+      <w:pPr>
+        <w:pStyle w:val="Corpsdetexte"/>
+        <w:ind w:left="108"/>
+        <w:rPr>
+          <w:color w:val="363C49"/>
+        </w:rPr>
+      </w:pPr>
+    </w:p>
+    <w:p>
+      <w:pPr>
+        <w:pStyle w:val="Corpsdetexte"/>
+        <w:ind w:left="108"/>
+      </w:pPr>
+      <w:r>
+        <w:rPr>
+          <w:color w:val="363C49"/>
+        </w:rPr>
+        <w:t>09/2022</w:t>
+      </w:r>
+    </w:p>
+    <w:p>
+      <w:pPr>
+        <w:pStyle w:val="Corpsdetexte"/>
+        <w:spacing w:before="69"/>
+        <w:ind w:left="108"/>
+      </w:pPr>
+      <w:r>
+        <w:rPr>
+          <w:color w:val="363C49"/>
+        </w:rPr>
+        <w:t>- 06/2023</w:t>
+      </w:r>
+    </w:p>
+    <w:p>
+      <w:pPr>
+        <w:pStyle w:val="Corpsdetexte"/>
+        <w:rPr>
+          <w:sz w:val="20"/>
+        </w:rPr>
+      </w:pPr>
+    </w:p>
+    <w:p>
+      <w:pPr>
+        <w:pStyle w:val="Corpsdetexte"/>
+        <w:spacing w:before="5"/>
+        <w:rPr>
+          <w:sz w:val="19"/>
+        </w:rPr>
+      </w:pPr>
+    </w:p>
+    <w:p>
+      <w:pPr>
+        <w:pStyle w:val="Corpsdetexte"/>
+        <w:ind w:left="108"/>
+        <w:rPr>
+          <w:color w:val="363C49"/>
+        </w:rPr>
+      </w:pPr>
+    </w:p>
+    <w:p>
+      <w:pPr>
+        <w:pStyle w:val="Corpsdetexte"/>
+        <w:ind w:left="108"/>
+      </w:pPr>
+      <w:r>
+        <w:rPr>
+          <w:color w:val="363C49"/>
+        </w:rPr>
+        <w:t>09/202</w:t>
+      </w:r>
+      <w:r>
+        <w:rPr>
+          <w:color w:val="363C49"/>
+        </w:rPr>
+        <w:t>3</w:t>
+      </w:r>
+    </w:p>
+    <w:p>
+      <w:pPr>
+        <w:pStyle w:val="Corpsdetexte"/>
+        <w:spacing w:before="69"/>
+        <w:ind w:left="108"/>
+        <w:rPr>
+          <w:color w:val="363C49"/>
+        </w:rPr>
+      </w:pPr>
+      <w:r>
+        <w:rPr>
+          <w:color w:val="363C49"/>
+        </w:rPr>
+        <w:t xml:space="preserve">- </w:t>
+      </w:r>
+      <w:r>
+        <w:rPr>
+          <w:color w:val="363C49"/>
+        </w:rPr>
+        <w:t>06/202</w:t>
+      </w:r>
+      <w:r>
+        <w:rPr>
+          <w:color w:val="363C49"/>
+        </w:rPr>
+        <w:t>6</w:t>
+      </w:r>
+    </w:p>
+    <w:p>
+      <w:pPr>
+        <w:pStyle w:val="Corpsdetexte"/>
+        <w:spacing w:before="69"/>
+        <w:ind w:left="108"/>
+        <w:rPr>
+          <w:color w:val="363C49"/>
+        </w:rPr>
+      </w:pPr>
+    </w:p>
+    <w:p>
+      <w:pPr>
+        <w:pStyle w:val="Corpsdetexte"/>
+        <w:spacing w:before="69"/>
+        <w:ind w:left="108"/>
+        <w:rPr>
+          <w:color w:val="363C49"/>
+        </w:rPr>
+      </w:pPr>
+    </w:p>
+    <w:p>
+      <w:pPr>
+        <w:pStyle w:val="Corpsdetexte"/>
+        <w:spacing w:before="69"/>
+        <w:ind w:left="108"/>
+        <w:rPr>
+          <w:color w:val="363C49"/>
+        </w:rPr>
+      </w:pPr>
+    </w:p>
+    <w:p>
+      <w:pPr>
+        <w:pStyle w:val="Corpsdetexte"/>
+        <w:spacing w:before="69"/>
+      </w:pPr>
+    </w:p>
+    <w:p>
+      <w:pPr>
         <w:pStyle w:val="Titre2"/>
         <w:spacing w:before="142"/>
-        <w:ind w:left="0" w:firstLine="108"/>
-        <w:jc w:val="both"/>
         <w:rPr>
           <w:b w:val="0"/>
-          <w:bCs w:val="0"/>
-        </w:rPr>
-      </w:pPr>
-    </w:p>
-    <w:p>
-      <w:pPr>
-        <w:pStyle w:val="Titre2"/>
-        <w:spacing w:before="142"/>
-        <w:ind w:left="0" w:firstLine="108"/>
-        <w:jc w:val="both"/>
-        <w:rPr>
-          <w:b w:val="0"/>
-          <w:bCs w:val="0"/>
-        </w:rPr>
-      </w:pPr>
-      <w:r>
-        <w:rPr>
-          <w:b w:val="0"/>
-          <w:bCs w:val="0"/>
-        </w:rPr>
-        <w:t xml:space="preserve">09/2023 </w:t>
-      </w:r>
-    </w:p>
-    <w:p>
-      <w:pPr>
-        <w:pStyle w:val="Titre2"/>
-        <w:spacing w:before="142"/>
-        <w:jc w:val="both"/>
-        <w:rPr>
-          <w:b w:val="0"/>
-        </w:rPr>
-      </w:pPr>
-      <w:r>
-        <w:rPr>
-          <w:b w:val="0"/>
-        </w:rPr>
-        <w:t>- 06/2026</w:t>
-      </w:r>
-    </w:p>
-    <w:p>
-      <w:pPr>
-        <w:pStyle w:val="Titre2"/>
-        <w:spacing w:before="142"/>
-        <w:ind w:left="0"/>
-        <w:jc w:val="both"/>
-        <w:rPr>
-          <w:b w:val="0"/>
-        </w:rPr>
-      </w:pPr>
-    </w:p>
-    <w:p>
-      <w:pPr>
-        <w:pStyle w:val="Titre2"/>
-        <w:spacing w:before="142"/>
-        <w:jc w:val="both"/>
-      </w:pPr>
-    </w:p>
-    <w:p>
-      <w:pPr>
-        <w:pStyle w:val="Titre2"/>
-        <w:spacing w:before="142"/>
-        <w:jc w:val="both"/>
-        <w:rPr>
-          <w:b w:val="0"/>
-          <w:bCs w:val="0"/>
-        </w:rPr>
-      </w:pPr>
-    </w:p>
-    <w:p>
-      <w:pPr>
-        <w:pStyle w:val="Titre2"/>
-        <w:spacing w:before="142"/>
-        <w:jc w:val="both"/>
-        <w:rPr>
-          <w:b w:val="0"/>
-          <w:bCs w:val="0"/>
-        </w:rPr>
-      </w:pPr>
-      <w:r>
-        <w:rPr>
-          <w:b w:val="0"/>
-          <w:bCs w:val="0"/>
-        </w:rPr>
-        <w:t xml:space="preserve"> 09/2022 </w:t>
-      </w:r>
-    </w:p>
-    <w:p>
-      <w:pPr>
-        <w:pStyle w:val="Titre2"/>
-        <w:spacing w:before="142"/>
-        <w:jc w:val="both"/>
-        <w:rPr>
-          <w:color w:val="363C49"/>
-          <w:w w:val="105"/>
-        </w:rPr>
-      </w:pPr>
-      <w:r>
-        <w:rPr>
-          <w:b w:val="0"/>
-        </w:rPr>
-        <w:t xml:space="preserve">- 06/2023  </w:t>
-      </w:r>
+        </w:rPr>
+      </w:pPr>
       <w:r>
         <w:rPr>
           <w:b w:val="0"/>
@@ -2879,7 +3051,6 @@
       <w:pPr>
         <w:pStyle w:val="Titre2"/>
         <w:spacing w:before="97"/>
-        <w:jc w:val="both"/>
         <w:rPr>
           <w:b w:val="0"/>
           <w:bCs w:val="0"/>
@@ -2931,8 +3102,6 @@
     <w:p>
       <w:pPr>
         <w:pStyle w:val="Corpsdetexte"/>
-        <w:ind w:firstLine="108"/>
-        <w:jc w:val="both"/>
       </w:pPr>
       <w:r>
         <w:t xml:space="preserve">Durant ce stage, j'ai eu </w:t>
@@ -2952,7 +3121,6 @@
         <w:pStyle w:val="Corpsdetexte"/>
         <w:spacing w:before="1" w:line="319" w:lineRule="auto"/>
         <w:ind w:left="300" w:right="634"/>
-        <w:jc w:val="both"/>
         <w:rPr>
           <w:color w:val="363C49"/>
         </w:rPr>
@@ -3190,7 +3358,6 @@
         <w:pStyle w:val="Corpsdetexte"/>
         <w:spacing w:before="1" w:line="319" w:lineRule="auto"/>
         <w:ind w:left="300" w:right="634"/>
-        <w:jc w:val="both"/>
         <w:rPr>
           <w:color w:val="363C49"/>
         </w:rPr>
@@ -3422,7 +3589,8 @@
       <w:pPr>
         <w:pStyle w:val="Titre2"/>
         <w:spacing w:before="97"/>
-        <w:ind w:left="0" w:firstLine="108"/>
+        <w:ind w:left="0"/>
+        <w:jc w:val="both"/>
       </w:pPr>
       <w:r>
         <w:rPr>
@@ -3461,6 +3629,7 @@
       <w:pPr>
         <w:pStyle w:val="Titre3"/>
         <w:spacing w:before="153"/>
+        <w:jc w:val="both"/>
       </w:pPr>
       <w:r>
         <w:rPr>
@@ -4454,28 +4623,20 @@
       <w:pPr>
         <w:pStyle w:val="Titre2"/>
         <w:spacing w:before="143"/>
+        <w:jc w:val="both"/>
+      </w:pPr>
+      <w:r>
         <w:rPr>
           <w:color w:val="363C49"/>
           <w:w w:val="105"/>
         </w:rPr>
-      </w:pPr>
-    </w:p>
-    <w:p>
-      <w:pPr>
-        <w:pStyle w:val="Titre2"/>
-        <w:spacing w:before="143"/>
-      </w:pPr>
-      <w:r>
-        <w:rPr>
-          <w:color w:val="363C49"/>
-          <w:w w:val="105"/>
-        </w:rPr>
         <w:t>Bénévole</w:t>
       </w:r>
     </w:p>
     <w:p>
       <w:pPr>
         <w:pStyle w:val="Titre3"/>
+        <w:jc w:val="both"/>
       </w:pPr>
       <w:r>
         <w:rPr>
@@ -4528,6 +4689,7 @@
         <w:pStyle w:val="Corpsdetexte"/>
         <w:spacing w:before="173"/>
         <w:ind w:left="300"/>
+        <w:jc w:val="both"/>
         <w:rPr>
           <w:color w:val="363C49"/>
         </w:rPr>
@@ -4757,16 +4919,99 @@
     </w:p>
     <w:p>
       <w:pPr>
-        <w:rPr>
-          <w:rFonts w:ascii="Arial" w:hAnsi="Arial"/>
+        <w:pStyle w:val="Titre2"/>
+        <w:spacing w:before="156"/>
+        <w:jc w:val="both"/>
+        <w:rPr>
+          <w:color w:val="363C49"/>
+        </w:rPr>
+      </w:pPr>
+    </w:p>
+    <w:p>
+      <w:pPr>
+        <w:pStyle w:val="Titre2"/>
+        <w:spacing w:before="0"/>
+        <w:jc w:val="both"/>
+        <w:rPr>
+          <w:color w:val="363C49"/>
+        </w:rPr>
+      </w:pPr>
+      <w:r>
+        <w:rPr>
+          <w:color w:val="363C49"/>
+        </w:rPr>
+        <w:t>Diplôme</w:t>
+      </w:r>
+      <w:r>
+        <w:rPr>
+          <w:color w:val="363C49"/>
+          <w:spacing w:val="25"/>
+        </w:rPr>
+        <w:t xml:space="preserve"> </w:t>
+      </w:r>
+      <w:r>
+        <w:rPr>
+          <w:color w:val="363C49"/>
+        </w:rPr>
+        <w:t>national</w:t>
+      </w:r>
+      <w:r>
+        <w:rPr>
+          <w:color w:val="363C49"/>
+          <w:spacing w:val="26"/>
+        </w:rPr>
+        <w:t xml:space="preserve"> </w:t>
+      </w:r>
+      <w:r>
+        <w:rPr>
+          <w:color w:val="363C49"/>
+        </w:rPr>
+        <w:t>du</w:t>
+      </w:r>
+      <w:r>
+        <w:rPr>
+          <w:color w:val="363C49"/>
+          <w:spacing w:val="25"/>
+        </w:rPr>
+        <w:t xml:space="preserve"> </w:t>
+      </w:r>
+      <w:r>
+        <w:rPr>
+          <w:color w:val="363C49"/>
+        </w:rPr>
+        <w:t>brevet</w:t>
+      </w:r>
+      <w:r>
+        <w:rPr>
+          <w:color w:val="363C49"/>
+        </w:rPr>
+        <w:t xml:space="preserve"> </w:t>
+      </w:r>
+    </w:p>
+    <w:p>
+      <w:pPr>
+        <w:pStyle w:val="Titre2"/>
+        <w:spacing w:before="0"/>
+        <w:jc w:val="both"/>
+        <w:rPr>
           <w:i/>
           <w:iCs/>
-          <w:sz w:val="20"/>
-        </w:rPr>
-      </w:pPr>
-    </w:p>
-    <w:p>
-      <w:pPr>
+        </w:rPr>
+      </w:pPr>
+      <w:r>
+        <w:rPr>
+          <w:i/>
+          <w:iCs/>
+          <w:color w:val="363C49"/>
+        </w:rPr>
+        <w:t>Mention Très bien</w:t>
+      </w:r>
+    </w:p>
+    <w:p>
+      <w:pPr>
+        <w:spacing w:before="152"/>
+        <w:ind w:left="108"/>
+        <w:jc w:val="both"/>
         <w:rPr>
           <w:rFonts w:ascii="Arial" w:hAnsi="Arial"/>
           <w:i/>
@@ -4777,25 +5022,17 @@
         <w:rPr>
           <w:rFonts w:ascii="Arial" w:hAnsi="Arial"/>
           <w:i/>
-          <w:iCs/>
+          <w:color w:val="363C49"/>
           <w:sz w:val="20"/>
         </w:rPr>
-        <w:t xml:space="preserve">  </w:t>
-      </w:r>
-      <w:r>
-        <w:rPr>
-          <w:rFonts w:ascii="Arial" w:hAnsi="Arial"/>
-          <w:b/>
-          <w:bCs/>
-          <w:sz w:val="20"/>
-        </w:rPr>
-        <w:t>Baccalauréat général</w:t>
+        <w:t>Collège</w:t>
       </w:r>
       <w:r>
         <w:rPr>
           <w:rFonts w:ascii="Arial" w:hAnsi="Arial"/>
           <w:i/>
-          <w:iCs/>
+          <w:color w:val="363C49"/>
+          <w:spacing w:val="18"/>
           <w:sz w:val="20"/>
         </w:rPr>
         <w:t xml:space="preserve"> </w:t>
@@ -4804,58 +5041,105 @@
         <w:rPr>
           <w:rFonts w:ascii="Arial" w:hAnsi="Arial"/>
           <w:i/>
-          <w:iCs/>
+          <w:color w:val="363C49"/>
           <w:sz w:val="20"/>
         </w:rPr>
-        <w:t>-</w:t>
+        <w:t>Grand</w:t>
       </w:r>
       <w:r>
         <w:rPr>
           <w:rFonts w:ascii="Arial" w:hAnsi="Arial"/>
-          <w:b/>
-          <w:bCs/>
           <w:i/>
+          <w:color w:val="363C49"/>
+          <w:spacing w:val="19"/>
           <w:sz w:val="20"/>
         </w:rPr>
         <w:t xml:space="preserve"> </w:t>
       </w:r>
       <w:r>
         <w:rPr>
-          <w:b/>
-          <w:bCs/>
+          <w:rFonts w:ascii="Arial" w:hAnsi="Arial"/>
+          <w:i/>
+          <w:color w:val="363C49"/>
+          <w:sz w:val="20"/>
+        </w:rPr>
+        <w:t>Parc,</w:t>
+      </w:r>
+      <w:r>
+        <w:rPr>
+          <w:rFonts w:ascii="Arial" w:hAnsi="Arial"/>
+          <w:i/>
+          <w:color w:val="363C49"/>
+          <w:spacing w:val="18"/>
+          <w:sz w:val="20"/>
+        </w:rPr>
+        <w:t xml:space="preserve"> </w:t>
+      </w:r>
+      <w:r>
+        <w:rPr>
+          <w:rFonts w:ascii="Arial" w:hAnsi="Arial"/>
+          <w:i/>
+          <w:color w:val="363C49"/>
+          <w:sz w:val="20"/>
+        </w:rPr>
+        <w:t>Bordeaux</w:t>
+      </w:r>
+    </w:p>
+    <w:p>
+      <w:pPr>
+        <w:spacing w:before="152"/>
+        <w:rPr>
+          <w:rFonts w:ascii="Arial" w:hAnsi="Arial"/>
+          <w:i/>
+          <w:color w:val="363C49"/>
+          <w:sz w:val="20"/>
+        </w:rPr>
+      </w:pPr>
+    </w:p>
+    <w:p>
+      <w:pPr>
+        <w:pStyle w:val="Titre2"/>
+        <w:jc w:val="both"/>
+      </w:pPr>
+      <w:r>
+        <w:t>Baccalauréat général</w:t>
+      </w:r>
+    </w:p>
+    <w:p>
+      <w:pPr>
+        <w:pStyle w:val="Titre2"/>
+        <w:jc w:val="both"/>
+      </w:pPr>
+      <w:r>
+        <w:t>Section européenne - Anglais (DNL - Histoire-géographie)</w:t>
+      </w:r>
+    </w:p>
+    <w:p>
+      <w:pPr>
+        <w:pStyle w:val="Titre2"/>
+        <w:jc w:val="both"/>
+        <w:rPr>
           <w:i/>
           <w:iCs/>
-          <w:sz w:val="20"/>
-          <w:szCs w:val="20"/>
-        </w:rPr>
-        <w:t>Mention Bien</w:t>
-      </w:r>
-      <w:r>
-        <w:rPr>
-          <w:b/>
-          <w:bCs/>
+        </w:rPr>
+      </w:pPr>
+      <w:r>
+        <w:rPr>
           <w:i/>
           <w:iCs/>
         </w:rPr>
-        <w:t xml:space="preserve"> </w:t>
-      </w:r>
-    </w:p>
-    <w:p>
-      <w:pPr>
-        <w:pStyle w:val="Retraitcorpsdetexte2"/>
-      </w:pPr>
-      <w:r>
-        <w:t xml:space="preserve">Section européenne - Anglais (DNL - Histoire-géographie) </w:t>
+        <w:t>Mention Bien</w:t>
       </w:r>
     </w:p>
     <w:p>
       <w:pPr>
         <w:spacing w:before="152"/>
         <w:ind w:left="108"/>
+        <w:jc w:val="both"/>
         <w:rPr>
           <w:rFonts w:ascii="Arial" w:hAnsi="Arial"/>
           <w:i/>
-          <w:iCs/>
+          <w:color w:val="363C49"/>
           <w:sz w:val="20"/>
         </w:rPr>
       </w:pPr>
@@ -4863,11 +5147,73 @@
         <w:rPr>
           <w:rFonts w:ascii="Arial" w:hAnsi="Arial"/>
           <w:i/>
-          <w:iCs/>
+          <w:color w:val="363C49"/>
           <w:sz w:val="20"/>
         </w:rPr>
-        <w:t>Lycée Condorcet, Bordeaux</w:t>
-      </w:r>
+        <w:t>Lycée</w:t>
+      </w:r>
+      <w:r>
+        <w:rPr>
+          <w:rFonts w:ascii="Arial" w:hAnsi="Arial"/>
+          <w:i/>
+          <w:color w:val="363C49"/>
+          <w:spacing w:val="15"/>
+          <w:sz w:val="20"/>
+        </w:rPr>
+        <w:t xml:space="preserve"> </w:t>
+      </w:r>
+      <w:r>
+        <w:rPr>
+          <w:rFonts w:ascii="Arial" w:hAnsi="Arial"/>
+          <w:i/>
+          <w:color w:val="363C49"/>
+          <w:sz w:val="20"/>
+        </w:rPr>
+        <w:t>Condorcet,</w:t>
+      </w:r>
+      <w:r>
+        <w:rPr>
+          <w:rFonts w:ascii="Arial" w:hAnsi="Arial"/>
+          <w:i/>
+          <w:color w:val="363C49"/>
+          <w:spacing w:val="15"/>
+          <w:sz w:val="20"/>
+        </w:rPr>
+        <w:t xml:space="preserve"> </w:t>
+      </w:r>
+      <w:r>
+        <w:rPr>
+          <w:rFonts w:ascii="Arial" w:hAnsi="Arial"/>
+          <w:i/>
+          <w:color w:val="363C49"/>
+          <w:sz w:val="20"/>
+        </w:rPr>
+        <w:t>Bordeaux</w:t>
+      </w:r>
+    </w:p>
+    <w:p>
+      <w:pPr>
+        <w:spacing w:before="152"/>
+        <w:ind w:left="108"/>
+        <w:rPr>
+          <w:rFonts w:ascii="Arial" w:hAnsi="Arial"/>
+          <w:i/>
+          <w:color w:val="363C49"/>
+          <w:sz w:val="20"/>
+        </w:rPr>
+      </w:pPr>
+    </w:p>
+    <w:p>
+      <w:pPr>
+        <w:spacing w:before="152"/>
+        <w:ind w:left="108"/>
+        <w:rPr>
+          <w:rFonts w:ascii="Arial" w:hAnsi="Arial"/>
+          <w:i/>
+          <w:color w:val="363C49"/>
+          <w:sz w:val="20"/>
+        </w:rPr>
+      </w:pPr>
     </w:p>
     <w:p>
       <w:pPr>
@@ -4882,75 +5228,6 @@
     </w:p>
     <w:p>
       <w:pPr>
-        <w:spacing w:before="152"/>
-        <w:ind w:left="108"/>
-        <w:rPr>
-          <w:rFonts w:ascii="Arial" w:hAnsi="Arial"/>
-          <w:i/>
-          <w:sz w:val="20"/>
-        </w:rPr>
-      </w:pPr>
-      <w:r>
-        <w:rPr>
-          <w:rFonts w:ascii="Arial" w:hAnsi="Arial"/>
-          <w:i/>
-          <w:sz w:val="20"/>
-        </w:rPr>
-        <w:t xml:space="preserve"> </w:t>
-      </w:r>
-    </w:p>
-    <w:p>
-      <w:pPr>
-        <w:spacing w:before="152"/>
-        <w:ind w:left="108"/>
-        <w:rPr>
-          <w:rFonts w:ascii="Arial" w:hAnsi="Arial"/>
-          <w:i/>
-          <w:sz w:val="20"/>
-        </w:rPr>
-      </w:pPr>
-      <w:r>
-        <w:rPr>
-          <w:rFonts w:ascii="Arial" w:hAnsi="Arial"/>
-          <w:b/>
-          <w:bCs/>
-          <w:i/>
-          <w:sz w:val="20"/>
-        </w:rPr>
-        <w:t xml:space="preserve">Diplôme national du brevet </w:t>
-      </w:r>
-      <w:r>
-        <w:rPr>
-          <w:rFonts w:ascii="Arial" w:hAnsi="Arial"/>
-          <w:b/>
-          <w:bCs/>
-          <w:i/>
-          <w:sz w:val="20"/>
-        </w:rPr>
-        <w:t xml:space="preserve">- </w:t>
-      </w:r>
-      <w:r>
-        <w:rPr>
-          <w:rFonts w:ascii="Arial" w:hAnsi="Arial"/>
-          <w:b/>
-          <w:bCs/>
-          <w:i/>
-          <w:iCs/>
-          <w:sz w:val="20"/>
-        </w:rPr>
-        <w:t xml:space="preserve">Mention Très bien </w:t>
-      </w:r>
-    </w:p>
-    <w:p>
-      <w:pPr>
-        <w:pStyle w:val="Retraitcorpsdetexte3"/>
-      </w:pPr>
-      <w:r>
-        <w:t>Collège Grand Parc, Bordeaux</w:t>
-      </w:r>
-    </w:p>
-    <w:p>
-      <w:pPr>
         <w:pStyle w:val="Corpsdetexte"/>
         <w:rPr>
           <w:rFonts w:ascii="Arial"/>
@@ -4994,19 +5271,29 @@
     </w:p>
     <w:p>
       <w:pPr>
+        <w:pStyle w:val="Corpsdetexte"/>
+        <w:rPr>
+          <w:rFonts w:ascii="Arial"/>
+          <w:i/>
+          <w:sz w:val="30"/>
+        </w:rPr>
+      </w:pPr>
+    </w:p>
+    <w:p>
+      <w:pPr>
+        <w:pStyle w:val="Corpsdetexte"/>
+        <w:rPr>
+          <w:rFonts w:ascii="Arial"/>
+          <w:i/>
+          <w:sz w:val="30"/>
+        </w:rPr>
+      </w:pPr>
+    </w:p>
+    <w:p>
+      <w:pPr>
         <w:pStyle w:val="Titre1"/>
         <w:spacing w:before="251"/>
         <w:ind w:left="0"/>
-        <w:rPr>
-          <w:color w:val="FFFFFF"/>
-        </w:rPr>
-      </w:pPr>
-    </w:p>
-    <w:p>
-      <w:pPr>
-        <w:pStyle w:val="Titre1"/>
-        <w:spacing w:before="251"/>
-        <w:ind w:left="0"/>
       </w:pPr>
       <w:r>
         <w:rPr>
@@ -5025,28 +5312,23 @@
           <w:sz w:val="25"/>
         </w:rPr>
       </w:pPr>
-    </w:p>
-    <w:p>
-      <w:pPr>
-        <w:pStyle w:val="Titre4"/>
-      </w:pPr>
       <w:r>
         <w:rPr>
           <w:noProof/>
         </w:rPr>
         <w:drawing>
-          <wp:anchor distT="0" distB="0" distL="114300" distR="114300" simplePos="0" relativeHeight="487491072" behindDoc="0" locked="0" layoutInCell="1" allowOverlap="1" wp14:anchorId="2FD738D9" wp14:editId="00C74C3D">
+          <wp:anchor distT="0" distB="0" distL="114300" distR="114300" simplePos="0" relativeHeight="487491072" behindDoc="0" locked="0" layoutInCell="1" allowOverlap="1" wp14:anchorId="123C3298" wp14:editId="594DCEDC">
             <wp:simplePos x="0" y="0"/>
             <wp:positionH relativeFrom="column">
-              <wp:posOffset>1497603</wp:posOffset>
+              <wp:posOffset>1428419</wp:posOffset>
             </wp:positionH>
             <wp:positionV relativeFrom="paragraph">
-              <wp:posOffset>90435</wp:posOffset>
+              <wp:posOffset>60325</wp:posOffset>
             </wp:positionV>
-            <wp:extent cx="665480" cy="665480"/>
-            <wp:effectExtent l="0" t="0" r="1270" b="1270"/>
+            <wp:extent cx="627615" cy="614245"/>
+            <wp:effectExtent l="0" t="0" r="1270" b="0"/>
             <wp:wrapNone/>
-            <wp:docPr id="1936098553" name="Image 17"/>
+            <wp:docPr id="998719504" name="Image 1"/>
             <wp:cNvGraphicFramePr>
               <a:graphicFrameLocks xmlns:a="http://schemas.openxmlformats.org/drawingml/2006/main" noChangeAspect="1"/>
             </wp:cNvGraphicFramePr>
@@ -5054,10 +5336,8 @@
               <a:graphicData uri="http://schemas.openxmlformats.org/drawingml/2006/picture">
                 <pic:pic xmlns:pic="http://schemas.openxmlformats.org/drawingml/2006/picture">
                   <pic:nvPicPr>
-                    <pic:cNvPr id="0" name="Picture 11"/>
-                    <pic:cNvPicPr>
-                      <a:picLocks noChangeAspect="1" noChangeArrowheads="1"/>
-                    </pic:cNvPicPr>
+                    <pic:cNvPr id="998719504" name=""/>
+                    <pic:cNvPicPr/>
                   </pic:nvPicPr>
                   <pic:blipFill>
                     <a:blip r:embed="rId16" cstate="print">
@@ -5067,23 +5347,18 @@
                         </a:ext>
                       </a:extLst>
                     </a:blip>
-                    <a:srcRect/>
                     <a:stretch>
                       <a:fillRect/>
                     </a:stretch>
                   </pic:blipFill>
-                  <pic:spPr bwMode="auto">
+                  <pic:spPr>
                     <a:xfrm>
                       <a:off x="0" y="0"/>
-                      <a:ext cx="665480" cy="665480"/>
+                      <a:ext cx="627615" cy="614245"/>
                     </a:xfrm>
                     <a:prstGeom prst="rect">
                       <a:avLst/>
                     </a:prstGeom>
-                    <a:noFill/>
-                    <a:ln>
-                      <a:noFill/>
-                    </a:ln>
                   </pic:spPr>
                 </pic:pic>
               </a:graphicData>
@@ -5097,6 +5372,11 @@
           </wp:anchor>
         </w:drawing>
       </w:r>
+    </w:p>
+    <w:p>
+      <w:pPr>
+        <w:pStyle w:val="Titre4"/>
+      </w:pPr>
       <w:proofErr w:type="gramStart"/>
       <w:r>
         <w:rPr>
@@ -5134,27 +5414,6 @@
         <w:pStyle w:val="Corpsdetexte"/>
         <w:spacing w:before="6"/>
       </w:pPr>
-    </w:p>
-    <w:p>
-      <w:pPr>
-        <w:pStyle w:val="Titre4"/>
-      </w:pPr>
-      <w:r>
-        <w:rPr>
-          <w:color w:val="FFFFFF"/>
-        </w:rPr>
-        <w:t>Téléphone</w:t>
-      </w:r>
-    </w:p>
-    <w:p>
-      <w:pPr>
-        <w:pStyle w:val="Corpsdetexte"/>
-        <w:spacing w:before="69"/>
-        <w:ind w:left="108"/>
-        <w:rPr>
-          <w:color w:val="FFFFFF"/>
-        </w:rPr>
-      </w:pPr>
       <w:r>
         <w:rPr>
           <w:noProof/>
@@ -5162,13 +5421,13 @@
         <mc:AlternateContent>
           <mc:Choice Requires="wps">
             <w:drawing>
-              <wp:anchor distT="0" distB="0" distL="114300" distR="114300" simplePos="0" relativeHeight="487490048" behindDoc="0" locked="0" layoutInCell="1" allowOverlap="1" wp14:anchorId="18BF44D5" wp14:editId="2B2E0596">
+              <wp:anchor distT="0" distB="0" distL="114300" distR="114300" simplePos="0" relativeHeight="487490048" behindDoc="0" locked="0" layoutInCell="1" allowOverlap="1" wp14:anchorId="18BF44D5" wp14:editId="050953B7">
                 <wp:simplePos x="0" y="0"/>
                 <wp:positionH relativeFrom="column">
-                  <wp:posOffset>974436</wp:posOffset>
+                  <wp:posOffset>927735</wp:posOffset>
                 </wp:positionH>
                 <wp:positionV relativeFrom="paragraph">
-                  <wp:posOffset>50904</wp:posOffset>
+                  <wp:posOffset>58171</wp:posOffset>
                 </wp:positionV>
                 <wp:extent cx="1599565" cy="1041400"/>
                 <wp:effectExtent l="0" t="0" r="0" b="6350"/>
@@ -5338,7 +5597,7 @@
                 <v:stroke joinstyle="miter"/>
                 <v:path gradientshapeok="t" o:connecttype="rect"/>
               </v:shapetype>
-              <v:shape id="Zone de texte 1" o:spid="_x0000_s1026" type="#_x0000_t202" style="position:absolute;left:0;text-align:left;margin-left:76.75pt;margin-top:4pt;width:125.95pt;height:82pt;z-index:487490048;visibility:visible;mso-wrap-style:square;mso-width-percent:0;mso-height-percent:0;mso-wrap-distance-left:9pt;mso-wrap-distance-top:0;mso-wrap-distance-right:9pt;mso-wrap-distance-bottom:0;mso-position-horizontal:absolute;mso-position-horizontal-relative:text;mso-position-vertical:absolute;mso-position-vertical-relative:text;mso-width-percent:0;mso-height-percent:0;mso-width-relative:margin;mso-height-relative:margin;v-text-anchor:top" o:gfxdata="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" filled="f" stroked="f">
+              <v:shape id="Zone de texte 1" o:spid="_x0000_s1054" type="#_x0000_t202" style="position:absolute;margin-left:73.05pt;margin-top:4.6pt;width:125.95pt;height:82pt;z-index:487490048;visibility:visible;mso-wrap-style:square;mso-width-percent:0;mso-height-percent:0;mso-wrap-distance-left:9pt;mso-wrap-distance-top:0;mso-wrap-distance-right:9pt;mso-wrap-distance-bottom:0;mso-position-horizontal:absolute;mso-position-horizontal-relative:text;mso-position-vertical:absolute;mso-position-vertical-relative:text;mso-width-percent:0;mso-height-percent:0;mso-width-relative:margin;mso-height-relative:margin;v-text-anchor:top" o:gfxdata="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" filled="f" stroked="f">
                 <v:textbox>
                   <w:txbxContent>
                     <w:p>
@@ -5466,11 +5725,16 @@
           </mc:Fallback>
         </mc:AlternateContent>
       </w:r>
+    </w:p>
+    <w:p>
+      <w:pPr>
+        <w:pStyle w:val="Titre4"/>
+      </w:pPr>
       <w:r>
         <w:rPr>
           <w:color w:val="FFFFFF"/>
         </w:rPr>
-        <w:t>Demander par mail</w:t>
+        <w:t>Téléphone</w:t>
       </w:r>
     </w:p>
     <w:p>
@@ -5478,14 +5742,22 @@
         <w:pStyle w:val="Corpsdetexte"/>
         <w:spacing w:before="69"/>
         <w:ind w:left="108"/>
-      </w:pPr>
-    </w:p>
-    <w:p>
-      <w:pPr>
-        <w:pStyle w:val="Corpsdetexte"/>
-        <w:rPr>
-          <w:sz w:val="20"/>
-        </w:rPr>
+        <w:rPr>
+          <w:color w:val="FFFFFF"/>
+        </w:rPr>
+      </w:pPr>
+      <w:r>
+        <w:rPr>
+          <w:color w:val="FFFFFF"/>
+        </w:rPr>
+        <w:t>Demander par mail</w:t>
+      </w:r>
+    </w:p>
+    <w:p>
+      <w:pPr>
+        <w:pStyle w:val="Corpsdetexte"/>
+        <w:spacing w:before="69"/>
+        <w:ind w:left="108"/>
       </w:pPr>
     </w:p>
     <w:p>
@@ -5554,6 +5826,10 @@
         <w:pStyle w:val="Corpsdetexte"/>
         <w:spacing w:line="319" w:lineRule="auto"/>
         <w:ind w:left="108" w:right="1672"/>
+        <w:rPr>
+          <w:color w:val="FFFFFF"/>
+          <w:spacing w:val="-2"/>
+        </w:rPr>
       </w:pPr>
       <w:r>
         <w:rPr>
@@ -5581,24 +5857,150 @@
         </w:rPr>
         <w:t xml:space="preserve"> </w:t>
       </w:r>
+      <w:proofErr w:type="gramStart"/>
       <w:r>
         <w:rPr>
           <w:color w:val="FFFFFF"/>
         </w:rPr>
-        <w:t>WHATSAPP,</w:t>
-      </w:r>
-    </w:p>
-    <w:p>
-      <w:pPr>
-        <w:pStyle w:val="Corpsdetexte"/>
-        <w:spacing w:before="3" w:line="319" w:lineRule="auto"/>
-        <w:ind w:left="108" w:right="1972"/>
-      </w:pPr>
+        <w:t>SNAP</w:t>
+      </w:r>
       <w:r>
         <w:rPr>
           <w:color w:val="FFFFFF"/>
         </w:rPr>
-        <w:t>FACEBOOK,</w:t>
+        <w:t>,</w:t>
+      </w:r>
+      <w:r>
+        <w:rPr>
+          <w:color w:val="FFFFFF"/>
+          <w:spacing w:val="-2"/>
+        </w:rPr>
+        <w:t>INSTAGRAM</w:t>
+      </w:r>
+      <w:proofErr w:type="gramEnd"/>
+      <w:r>
+        <w:rPr>
+          <w:color w:val="FFFFFF"/>
+          <w:spacing w:val="-2"/>
+        </w:rPr>
+        <w:t>,</w:t>
+      </w:r>
+    </w:p>
+    <w:p>
+      <w:pPr>
+        <w:pStyle w:val="Corpsdetexte"/>
+        <w:spacing w:line="319" w:lineRule="auto"/>
+        <w:ind w:left="108" w:right="1672"/>
+        <w:rPr>
+          <w:color w:val="FFFFFF"/>
+        </w:rPr>
+      </w:pPr>
+      <w:r>
+        <w:rPr>
+          <w:color w:val="FFFFFF"/>
+        </w:rPr>
+        <w:t>TI</w:t>
+      </w:r>
+      <w:r>
+        <w:rPr>
+          <w:color w:val="FFFFFF"/>
+        </w:rPr>
+        <w:t>K</w:t>
+      </w:r>
+      <w:r>
+        <w:rPr>
+          <w:color w:val="FFFFFF"/>
+        </w:rPr>
+        <w:t>TOK</w:t>
+      </w:r>
+    </w:p>
+    <w:p>
+      <w:pPr>
+        <w:pStyle w:val="Corpsdetexte"/>
+        <w:spacing w:line="319" w:lineRule="auto"/>
+        <w:ind w:left="108" w:right="1672"/>
+      </w:pPr>
+    </w:p>
+    <w:p>
+      <w:pPr>
+        <w:pStyle w:val="Corpsdetexte"/>
+        <w:ind w:left="108"/>
+        <w:rPr>
+          <w:color w:val="FFFFFF"/>
+        </w:rPr>
+      </w:pPr>
+      <w:r>
+        <w:rPr>
+          <w:color w:val="FFFFFF"/>
+        </w:rPr>
+        <w:t>IA</w:t>
+      </w:r>
+      <w:r>
+        <w:rPr>
+          <w:color w:val="FFFFFF"/>
+        </w:rPr>
+        <w:t xml:space="preserve"> (</w:t>
+      </w:r>
+      <w:proofErr w:type="spellStart"/>
+      <w:r>
+        <w:rPr>
+          <w:color w:val="FFFFFF"/>
+        </w:rPr>
+        <w:t>Perplexity</w:t>
+      </w:r>
+      <w:proofErr w:type="spellEnd"/>
+      <w:r>
+        <w:rPr>
+          <w:color w:val="FFFFFF"/>
+        </w:rPr>
+        <w:t xml:space="preserve">, </w:t>
+      </w:r>
+    </w:p>
+    <w:p>
+      <w:pPr>
+        <w:pStyle w:val="Corpsdetexte"/>
+        <w:ind w:left="108"/>
+        <w:rPr>
+          <w:color w:val="FFFFFF"/>
+        </w:rPr>
+      </w:pPr>
+      <w:r>
+        <w:rPr>
+          <w:color w:val="FFFFFF"/>
+        </w:rPr>
+        <w:t xml:space="preserve">Open AI…) </w:t>
+      </w:r>
+    </w:p>
+    <w:p>
+      <w:pPr>
+        <w:pStyle w:val="Corpsdetexte"/>
+        <w:spacing w:before="6"/>
+      </w:pPr>
+    </w:p>
+    <w:p>
+      <w:pPr>
+        <w:pStyle w:val="Corpsdetexte"/>
+        <w:spacing w:line="319" w:lineRule="auto"/>
+        <w:ind w:left="108" w:right="1822"/>
+      </w:pPr>
+      <w:r>
+        <w:rPr>
+          <w:color w:val="FFFFFF"/>
+        </w:rPr>
+        <w:t>Communication</w:t>
+      </w:r>
+      <w:r>
+        <w:rPr>
+          <w:color w:val="FFFFFF"/>
+          <w:spacing w:val="-47"/>
+        </w:rPr>
+        <w:t xml:space="preserve"> </w:t>
+      </w:r>
+      <w:r>
+        <w:rPr>
+          <w:color w:val="FFFFFF"/>
+        </w:rPr>
+        <w:t>interculturelle :</w:t>
       </w:r>
       <w:r>
         <w:rPr>
@@ -5611,7 +6013,7 @@
         <w:rPr>
           <w:color w:val="FFFFFF"/>
         </w:rPr>
-        <w:t>YOUTUBE,</w:t>
+        <w:t>empathie,</w:t>
       </w:r>
       <w:r>
         <w:rPr>
@@ -5623,91 +6025,6 @@
       <w:r>
         <w:rPr>
           <w:color w:val="FFFFFF"/>
-          <w:spacing w:val="-2"/>
-        </w:rPr>
-        <w:t>INSTAGRAM,</w:t>
-      </w:r>
-      <w:r>
-        <w:rPr>
-          <w:color w:val="FFFFFF"/>
-          <w:spacing w:val="-47"/>
-        </w:rPr>
-        <w:t xml:space="preserve"> </w:t>
-      </w:r>
-      <w:r>
-        <w:rPr>
-          <w:color w:val="FFFFFF"/>
-        </w:rPr>
-        <w:t>TIKTOK</w:t>
-      </w:r>
-    </w:p>
-    <w:p>
-      <w:pPr>
-        <w:pStyle w:val="Corpsdetexte"/>
-        <w:spacing w:before="148"/>
-        <w:ind w:left="108"/>
-      </w:pPr>
-      <w:r>
-        <w:rPr>
-          <w:color w:val="FFFFFF"/>
-        </w:rPr>
-        <w:t>IA</w:t>
-      </w:r>
-    </w:p>
-    <w:p>
-      <w:pPr>
-        <w:pStyle w:val="Corpsdetexte"/>
-        <w:spacing w:before="6"/>
-      </w:pPr>
-    </w:p>
-    <w:p>
-      <w:pPr>
-        <w:pStyle w:val="Corpsdetexte"/>
-        <w:spacing w:line="319" w:lineRule="auto"/>
-        <w:ind w:left="108" w:right="1822"/>
-      </w:pPr>
-      <w:r>
-        <w:rPr>
-          <w:color w:val="FFFFFF"/>
-        </w:rPr>
-        <w:t>Communication</w:t>
-      </w:r>
-      <w:r>
-        <w:rPr>
-          <w:color w:val="FFFFFF"/>
-          <w:spacing w:val="-47"/>
-        </w:rPr>
-        <w:t xml:space="preserve"> </w:t>
-      </w:r>
-      <w:r>
-        <w:rPr>
-          <w:color w:val="FFFFFF"/>
-        </w:rPr>
-        <w:t>interculturelle :</w:t>
-      </w:r>
-      <w:r>
-        <w:rPr>
-          <w:color w:val="FFFFFF"/>
-          <w:spacing w:val="1"/>
-        </w:rPr>
-        <w:t xml:space="preserve"> </w:t>
-      </w:r>
-      <w:r>
-        <w:rPr>
-          <w:color w:val="FFFFFF"/>
-        </w:rPr>
-        <w:t>empathie,</w:t>
-      </w:r>
-      <w:r>
-        <w:rPr>
-          <w:color w:val="FFFFFF"/>
-          <w:spacing w:val="1"/>
-        </w:rPr>
-        <w:t xml:space="preserve"> </w:t>
-      </w:r>
-      <w:r>
-        <w:rPr>
-          <w:color w:val="FFFFFF"/>
         </w:rPr>
         <w:t>bienveillance,</w:t>
       </w:r>
@@ -5738,6 +6055,15 @@
         </w:rPr>
         <w:t>, sociable</w:t>
       </w:r>
+    </w:p>
+    <w:p>
+      <w:pPr>
+        <w:pStyle w:val="Titre1"/>
+        <w:ind w:left="0"/>
+        <w:rPr>
+          <w:color w:val="FFFFFF"/>
+        </w:rPr>
+      </w:pPr>
     </w:p>
     <w:p>
       <w:pPr>
@@ -5855,50 +6181,42 @@
           <w:color w:val="FFFFFF" w:themeColor="background1"/>
           <w:sz w:val="22"/>
         </w:rPr>
-        <w:t>Japonais A2</w:t>
-      </w:r>
-    </w:p>
-    <w:p>
-      <w:pPr>
-        <w:pStyle w:val="Titre1"/>
-        <w:ind w:left="0"/>
+        <w:t>Espagnol</w:t>
+      </w:r>
+      <w:r>
         <w:rPr>
           <w:b w:val="0"/>
           <w:color w:val="FFFFFF" w:themeColor="background1"/>
           <w:sz w:val="22"/>
         </w:rPr>
-      </w:pPr>
+        <w:t xml:space="preserve"> B1</w:t>
+      </w:r>
       <w:r>
         <w:rPr>
           <w:b w:val="0"/>
           <w:color w:val="FFFFFF" w:themeColor="background1"/>
           <w:sz w:val="22"/>
         </w:rPr>
-        <w:t>Espagnol</w:t>
-      </w:r>
-      <w:r>
+        <w:t xml:space="preserve"> </w:t>
+      </w:r>
+    </w:p>
+    <w:p>
+      <w:pPr>
+        <w:pStyle w:val="Titre1"/>
+        <w:ind w:left="0"/>
         <w:rPr>
           <w:b w:val="0"/>
           <w:color w:val="FFFFFF" w:themeColor="background1"/>
           <w:sz w:val="22"/>
         </w:rPr>
-        <w:t xml:space="preserve"> </w:t>
-      </w:r>
+      </w:pPr>
       <w:r>
         <w:rPr>
           <w:b w:val="0"/>
           <w:color w:val="FFFFFF" w:themeColor="background1"/>
           <w:sz w:val="22"/>
         </w:rPr>
-        <w:t>B1</w:t>
-      </w:r>
-      <w:r>
-        <w:rPr>
-          <w:b w:val="0"/>
-          <w:color w:val="FFFFFF" w:themeColor="background1"/>
-          <w:sz w:val="22"/>
-        </w:rPr>
-        <w:t xml:space="preserve"> </w:t>
+        <w:t>Japonais A2</w:t>
       </w:r>
     </w:p>
     <w:p>
@@ -7465,6 +7783,7 @@
   <w:style w:type="paragraph" w:styleId="Titre1">
     <w:name w:val="heading 1"/>
     <w:basedOn w:val="Normal"/>
+    <w:link w:val="Titre1Car"/>
     <w:uiPriority w:val="9"/>
     <w:qFormat/>
     <w:pPr>
@@ -7539,6 +7858,7 @@
   <w:style w:type="character" w:default="1" w:styleId="Policepardfaut">
     <w:name w:val="Default Paragraph Font"/>
     <w:uiPriority w:val="1"/>
+    <w:semiHidden/>
     <w:unhideWhenUsed/>
   </w:style>
   <w:style w:type="table" w:default="1" w:styleId="TableauNormal">
@@ -7646,104 +7966,18 @@
       <w:lang w:val="fr-FR"/>
     </w:rPr>
   </w:style>
-  <w:style w:type="paragraph" w:styleId="Retraitcorpsdetexte">
-    <w:name w:val="Body Text Indent"/>
-    <w:basedOn w:val="Normal"/>
-    <w:link w:val="RetraitcorpsdetexteCar"/>
-    <w:uiPriority w:val="99"/>
-    <w:unhideWhenUsed/>
-    <w:rsid w:val="00581D8C"/>
-    <w:pPr>
-      <w:spacing w:before="152"/>
-      <w:ind w:left="108"/>
-    </w:pPr>
+  <w:style w:type="character" w:customStyle="1" w:styleId="Titre1Car">
+    <w:name w:val="Titre 1 Car"/>
+    <w:basedOn w:val="Policepardfaut"/>
+    <w:link w:val="Titre1"/>
+    <w:uiPriority w:val="9"/>
+    <w:rsid w:val="00CE3EDB"/>
     <w:rPr>
-      <w:rFonts w:ascii="Arial" w:hAnsi="Arial"/>
+      <w:rFonts w:ascii="Arial" w:eastAsia="Arial" w:hAnsi="Arial" w:cs="Arial"/>
       <w:b/>
       <w:bCs/>
-      <w:i/>
-      <w:iCs/>
-      <w:sz w:val="20"/>
-    </w:rPr>
-  </w:style>
-  <w:style w:type="character" w:customStyle="1" w:styleId="RetraitcorpsdetexteCar">
-    <w:name w:val="Retrait corps de texte Car"/>
-    <w:basedOn w:val="Policepardfaut"/>
-    <w:link w:val="Retraitcorpsdetexte"/>
-    <w:uiPriority w:val="99"/>
-    <w:rsid w:val="00581D8C"/>
-    <w:rPr>
-      <w:rFonts w:ascii="Arial" w:eastAsia="Arial MT" w:hAnsi="Arial" w:cs="Arial MT"/>
-      <w:b/>
-      <w:bCs/>
-      <w:i/>
-      <w:iCs/>
-      <w:sz w:val="20"/>
-      <w:lang w:val="fr-FR"/>
-    </w:rPr>
-  </w:style>
-  <w:style w:type="paragraph" w:styleId="Retraitcorpsdetexte2">
-    <w:name w:val="Body Text Indent 2"/>
-    <w:basedOn w:val="Normal"/>
-    <w:link w:val="Retraitcorpsdetexte2Car"/>
-    <w:uiPriority w:val="99"/>
-    <w:unhideWhenUsed/>
-    <w:rsid w:val="00581D8C"/>
-    <w:pPr>
-      <w:ind w:left="108"/>
-    </w:pPr>
-    <w:rPr>
-      <w:rFonts w:ascii="Arial" w:hAnsi="Arial"/>
-      <w:b/>
-      <w:bCs/>
-      <w:iCs/>
-      <w:sz w:val="20"/>
-    </w:rPr>
-  </w:style>
-  <w:style w:type="character" w:customStyle="1" w:styleId="Retraitcorpsdetexte2Car">
-    <w:name w:val="Retrait corps de texte 2 Car"/>
-    <w:basedOn w:val="Policepardfaut"/>
-    <w:link w:val="Retraitcorpsdetexte2"/>
-    <w:uiPriority w:val="99"/>
-    <w:rsid w:val="00581D8C"/>
-    <w:rPr>
-      <w:rFonts w:ascii="Arial" w:eastAsia="Arial MT" w:hAnsi="Arial" w:cs="Arial MT"/>
-      <w:b/>
-      <w:bCs/>
-      <w:iCs/>
-      <w:sz w:val="20"/>
-      <w:lang w:val="fr-FR"/>
-    </w:rPr>
-  </w:style>
-  <w:style w:type="paragraph" w:styleId="Retraitcorpsdetexte3">
-    <w:name w:val="Body Text Indent 3"/>
-    <w:basedOn w:val="Normal"/>
-    <w:link w:val="Retraitcorpsdetexte3Car"/>
-    <w:uiPriority w:val="99"/>
-    <w:unhideWhenUsed/>
-    <w:rsid w:val="00383D2D"/>
-    <w:pPr>
-      <w:spacing w:before="152"/>
-      <w:ind w:left="108"/>
-    </w:pPr>
-    <w:rPr>
-      <w:rFonts w:ascii="Arial" w:hAnsi="Arial"/>
-      <w:i/>
-      <w:iCs/>
-      <w:sz w:val="20"/>
-    </w:rPr>
-  </w:style>
-  <w:style w:type="character" w:customStyle="1" w:styleId="Retraitcorpsdetexte3Car">
-    <w:name w:val="Retrait corps de texte 3 Car"/>
-    <w:basedOn w:val="Policepardfaut"/>
-    <w:link w:val="Retraitcorpsdetexte3"/>
-    <w:uiPriority w:val="99"/>
-    <w:rsid w:val="00383D2D"/>
-    <w:rPr>
-      <w:rFonts w:ascii="Arial" w:eastAsia="Arial MT" w:hAnsi="Arial" w:cs="Arial MT"/>
-      <w:i/>
-      <w:iCs/>
-      <w:sz w:val="20"/>
+      <w:sz w:val="27"/>
+      <w:szCs w:val="27"/>
       <w:lang w:val="fr-FR"/>
     </w:rPr>
   </w:style>
